--- a/hin/docx/003.content.docx
+++ b/hin/docx/003.content.docx
@@ -150,26 +150,6 @@
           <w:lang w:val="hi_IN" w:bidi="hi_IN"/>
         </w:rPr>
         <w:t>आ</w:t>
-      </w:r>
-      <w:r>
-        <w:rPr>
-          <w:lang w:val="hi_IN" w:bidi="hi_IN"/>
-        </w:rPr>
-      </w:r>
-    </w:p>
-    <w:p>
-      <w:pPr/>
-      <w:r>
-        <w:rPr>
-          <w:lang w:val="hi_IN" w:bidi="hi_IN"/>
-        </w:rPr>
-      </w:r>
-      <w:r>
-        <w:rPr>
-          <w:i/>
-          <w:lang w:val="hi_IN" w:bidi="hi_IN"/>
-        </w:rPr>
-        <w:t>आत्मा की उपस्थिति, आत्मा-सशक्तिकरण, आत्मिक परिपक्वता, आलस्य और परिश्रम, आशीष</w:t>
       </w:r>
       <w:r>
         <w:rPr>

--- a/hin/docx/003.content.docx
+++ b/hin/docx/003.content.docx
@@ -19,7 +19,7 @@
         <w:rPr>
           <w:lang w:val="hi_IN" w:bidi="hi_IN"/>
         </w:rPr>
-        <w:t>Resource: Study Notes - Themes (Tyndale)</w:t>
+        <w:t>Resource: Tyndale Open Study Notes</w:t>
       </w:r>
       <w:r>
         <w:rPr>
@@ -112,7 +112,7 @@
         <w:rPr>
           <w:lang w:val="hi_IN" w:bidi="hi_IN"/>
         </w:rPr>
-        <w:t>Study Notes - Themes (Tyndale)</w:t>
+        <w:t>Tyndale Open Study Notes</w:t>
       </w:r>
     </w:p>
     <w:p>

--- a/hin/docx/003.content.docx
+++ b/hin/docx/003.content.docx
@@ -19,7 +19,7 @@
         <w:rPr>
           <w:lang w:val="hi_IN" w:bidi="hi_IN"/>
         </w:rPr>
-        <w:t>Resource: Tyndale Open Study Notes</w:t>
+        <w:t>Resource: Aquifer Open Study Notes (Themes)</w:t>
       </w:r>
       <w:r>
         <w:rPr>
@@ -112,7 +112,7 @@
         <w:rPr>
           <w:lang w:val="hi_IN" w:bidi="hi_IN"/>
         </w:rPr>
-        <w:t>Tyndale Open Study Notes</w:t>
+        <w:t>Aquifer Open Study Notes (Themes)</w:t>
       </w:r>
     </w:p>
     <w:p>

--- a/hin/docx/003.content.docx
+++ b/hin/docx/003.content.docx
@@ -277,18 +277,12 @@
         </w:rPr>
         <w:t>” (</w:t>
       </w:r>
-      <w:hyperlink r:id="rId13">
-        <w:r>
-          <w:rPr>
-            <w:lang w:val="hi_IN" w:bidi="hi_IN"/>
-          </w:rPr>
-          <w:rPr>
-            <w:color w:val="0000EE"/>
-            <w:u w:val="single"/>
-          </w:rPr>
-          <w:t>2 इति 11:4</w:t>
-        </w:r>
-      </w:hyperlink>
+      <w:r>
+        <w:rPr>
+          <w:lang w:val="hi_IN" w:bidi="hi_IN"/>
+        </w:rPr>
+        <w:t>2 इति 11:4</w:t>
+      </w:r>
       <w:r>
         <w:rPr>
           <w:lang w:val="hi_IN" w:bidi="hi_IN"/>
@@ -307,18 +301,12 @@
         </w:rPr>
         <w:t>” (</w:t>
       </w:r>
-      <w:hyperlink r:id="rId14">
-        <w:r>
-          <w:rPr>
-            <w:lang w:val="hi_IN" w:bidi="hi_IN"/>
-          </w:rPr>
-          <w:rPr>
-            <w:color w:val="0000EE"/>
-            <w:u w:val="single"/>
-          </w:rPr>
-          <w:t>10:15</w:t>
-        </w:r>
-      </w:hyperlink>
+      <w:r>
+        <w:rPr>
+          <w:lang w:val="hi_IN" w:bidi="hi_IN"/>
+        </w:rPr>
+        <w:t>10:15</w:t>
+      </w:r>
       <w:r>
         <w:rPr>
           <w:lang w:val="hi_IN" w:bidi="hi_IN"/>
@@ -445,18 +433,12 @@
         </w:rPr>
         <w:t>” (</w:t>
       </w:r>
-      <w:hyperlink r:id="rId15">
-        <w:r>
-          <w:rPr>
-            <w:lang w:val="hi_IN" w:bidi="hi_IN"/>
-          </w:rPr>
-          <w:rPr>
-            <w:color w:val="0000EE"/>
-            <w:u w:val="single"/>
-          </w:rPr>
-          <w:t>यशा 55:8–9</w:t>
-        </w:r>
-      </w:hyperlink>
+      <w:r>
+        <w:rPr>
+          <w:lang w:val="hi_IN" w:bidi="hi_IN"/>
+        </w:rPr>
+        <w:t>यशा 55:8–9</w:t>
+      </w:r>
       <w:r>
         <w:rPr>
           <w:lang w:val="hi_IN" w:bidi="hi_IN"/>
@@ -486,162 +468,108 @@
           <w:lang w:val="hi_IN" w:bidi="hi_IN"/>
         </w:rPr>
       </w:r>
-      <w:hyperlink r:id="rId16">
-        <w:r>
-          <w:rPr>
-            <w:lang w:val="hi_IN" w:bidi="hi_IN"/>
-          </w:rPr>
-          <w:rPr>
-            <w:color w:val="0000EE"/>
-            <w:u w:val="single"/>
-          </w:rPr>
-          <w:t>1 राजाओं 8:56–61</w:t>
-        </w:r>
-      </w:hyperlink>
+      <w:r>
+        <w:rPr>
+          <w:lang w:val="hi_IN" w:bidi="hi_IN"/>
+        </w:rPr>
+        <w:t>1 राजाओं 8:56–61</w:t>
+      </w:r>
       <w:r>
         <w:rPr>
           <w:lang w:val="hi_IN" w:bidi="hi_IN"/>
         </w:rPr>
         <w:t xml:space="preserve">; </w:t>
       </w:r>
-      <w:hyperlink r:id="rId17">
-        <w:r>
-          <w:rPr>
-            <w:lang w:val="hi_IN" w:bidi="hi_IN"/>
-          </w:rPr>
-          <w:rPr>
-            <w:color w:val="0000EE"/>
-            <w:u w:val="single"/>
-          </w:rPr>
-          <w:t>2 इतिहास 10:1–11:4</w:t>
-        </w:r>
-      </w:hyperlink>
+      <w:r>
+        <w:rPr>
+          <w:lang w:val="hi_IN" w:bidi="hi_IN"/>
+        </w:rPr>
+        <w:t>2 इतिहास 10:1–11:4</w:t>
+      </w:r>
       <w:r>
         <w:rPr>
           <w:lang w:val="hi_IN" w:bidi="hi_IN"/>
         </w:rPr>
         <w:t xml:space="preserve">; </w:t>
       </w:r>
-      <w:hyperlink r:id="rId18">
-        <w:r>
-          <w:rPr>
-            <w:lang w:val="hi_IN" w:bidi="hi_IN"/>
-          </w:rPr>
-          <w:rPr>
-            <w:color w:val="0000EE"/>
-            <w:u w:val="single"/>
-          </w:rPr>
-          <w:t>अय्यूब 42:1–6</w:t>
-        </w:r>
-      </w:hyperlink>
+      <w:r>
+        <w:rPr>
+          <w:lang w:val="hi_IN" w:bidi="hi_IN"/>
+        </w:rPr>
+        <w:t>अय्यूब 42:1–6</w:t>
+      </w:r>
       <w:r>
         <w:rPr>
           <w:lang w:val="hi_IN" w:bidi="hi_IN"/>
         </w:rPr>
         <w:t xml:space="preserve">; </w:t>
       </w:r>
-      <w:hyperlink r:id="rId19">
-        <w:r>
-          <w:rPr>
-            <w:lang w:val="hi_IN" w:bidi="hi_IN"/>
-          </w:rPr>
-          <w:rPr>
-            <w:color w:val="0000EE"/>
-            <w:u w:val="single"/>
-          </w:rPr>
-          <w:t>भजन संहिता 115:1–3</w:t>
-        </w:r>
-      </w:hyperlink>
+      <w:r>
+        <w:rPr>
+          <w:lang w:val="hi_IN" w:bidi="hi_IN"/>
+        </w:rPr>
+        <w:t>भजन संहिता 115:1–3</w:t>
+      </w:r>
       <w:r>
         <w:rPr>
           <w:lang w:val="hi_IN" w:bidi="hi_IN"/>
         </w:rPr>
         <w:t xml:space="preserve">; </w:t>
       </w:r>
-      <w:hyperlink r:id="rId20">
-        <w:r>
-          <w:rPr>
-            <w:lang w:val="hi_IN" w:bidi="hi_IN"/>
-          </w:rPr>
-          <w:rPr>
-            <w:color w:val="0000EE"/>
-            <w:u w:val="single"/>
-          </w:rPr>
-          <w:t>यशायाह 40:9–31</w:t>
-        </w:r>
-      </w:hyperlink>
+      <w:r>
+        <w:rPr>
+          <w:lang w:val="hi_IN" w:bidi="hi_IN"/>
+        </w:rPr>
+        <w:t>यशायाह 40:9–31</w:t>
+      </w:r>
       <w:r>
         <w:rPr>
           <w:lang w:val="hi_IN" w:bidi="hi_IN"/>
         </w:rPr>
         <w:t xml:space="preserve">; </w:t>
       </w:r>
-      <w:hyperlink r:id="rId21">
-        <w:r>
-          <w:rPr>
-            <w:lang w:val="hi_IN" w:bidi="hi_IN"/>
-          </w:rPr>
-          <w:rPr>
-            <w:color w:val="0000EE"/>
-            <w:u w:val="single"/>
-          </w:rPr>
-          <w:t>42:1–17</w:t>
-        </w:r>
-      </w:hyperlink>
+      <w:r>
+        <w:rPr>
+          <w:lang w:val="hi_IN" w:bidi="hi_IN"/>
+        </w:rPr>
+        <w:t>42:1–17</w:t>
+      </w:r>
       <w:r>
         <w:rPr>
           <w:lang w:val="hi_IN" w:bidi="hi_IN"/>
         </w:rPr>
         <w:t xml:space="preserve">; </w:t>
       </w:r>
-      <w:hyperlink r:id="rId22">
-        <w:r>
-          <w:rPr>
-            <w:lang w:val="hi_IN" w:bidi="hi_IN"/>
-          </w:rPr>
-          <w:rPr>
-            <w:color w:val="0000EE"/>
-            <w:u w:val="single"/>
-          </w:rPr>
-          <w:t>55:8–13</w:t>
-        </w:r>
-      </w:hyperlink>
+      <w:r>
+        <w:rPr>
+          <w:lang w:val="hi_IN" w:bidi="hi_IN"/>
+        </w:rPr>
+        <w:t>55:8–13</w:t>
+      </w:r>
       <w:r>
         <w:rPr>
           <w:lang w:val="hi_IN" w:bidi="hi_IN"/>
         </w:rPr>
         <w:t xml:space="preserve">; </w:t>
       </w:r>
-      <w:hyperlink r:id="rId23">
-        <w:r>
-          <w:rPr>
-            <w:lang w:val="hi_IN" w:bidi="hi_IN"/>
-          </w:rPr>
-          <w:rPr>
-            <w:color w:val="0000EE"/>
-            <w:u w:val="single"/>
-          </w:rPr>
-          <w:t>रोमियों 8:26–30</w:t>
-        </w:r>
-      </w:hyperlink>
+      <w:r>
+        <w:rPr>
+          <w:lang w:val="hi_IN" w:bidi="hi_IN"/>
+        </w:rPr>
+        <w:t>रोमियों 8:26–30</w:t>
+      </w:r>
       <w:r>
         <w:rPr>
           <w:lang w:val="hi_IN" w:bidi="hi_IN"/>
         </w:rPr>
         <w:t xml:space="preserve">; </w:t>
       </w:r>
-      <w:hyperlink r:id="rId24">
-        <w:r>
-          <w:rPr>
-            <w:lang w:val="hi_IN" w:bidi="hi_IN"/>
-          </w:rPr>
-          <w:rPr>
-            <w:color w:val="0000EE"/>
-            <w:u w:val="single"/>
-          </w:rPr>
-          <w:t>इफिसियों 1:9–14</w:t>
-        </w:r>
-      </w:hyperlink>
+      <w:r>
+        <w:rPr>
+          <w:lang w:val="hi_IN" w:bidi="hi_IN"/>
+        </w:rPr>
+        <w:t>इफिसियों 1:9–14</w:t>
+      </w:r>
       <w:r>
         <w:rPr>
           <w:lang w:val="hi_IN" w:bidi="hi_IN"/>
@@ -722,72 +650,48 @@
         </w:rPr>
         <w:t>हैं (</w:t>
       </w:r>
-      <w:hyperlink r:id="rId25">
-        <w:r>
-          <w:rPr>
-            <w:lang w:val="hi_IN" w:bidi="hi_IN"/>
-          </w:rPr>
-          <w:rPr>
-            <w:color w:val="0000EE"/>
-            <w:u w:val="single"/>
-          </w:rPr>
-          <w:t>यशा 6:5</w:t>
-        </w:r>
-      </w:hyperlink>
+      <w:r>
+        <w:rPr>
+          <w:lang w:val="hi_IN" w:bidi="hi_IN"/>
+        </w:rPr>
+        <w:t>यशा 6:5</w:t>
+      </w:r>
       <w:r>
         <w:rPr>
           <w:lang w:val="hi_IN" w:bidi="hi_IN"/>
         </w:rPr>
         <w:t>)। वह धर्मी और न्यायी परमेश्वर है, जिसके समान कोई नहीं है (</w:t>
       </w:r>
-      <w:hyperlink r:id="rId26">
-        <w:r>
-          <w:rPr>
-            <w:lang w:val="hi_IN" w:bidi="hi_IN"/>
-          </w:rPr>
-          <w:rPr>
-            <w:color w:val="0000EE"/>
-            <w:u w:val="single"/>
-          </w:rPr>
-          <w:t>26:7</w:t>
-        </w:r>
-      </w:hyperlink>
+      <w:r>
+        <w:rPr>
+          <w:lang w:val="hi_IN" w:bidi="hi_IN"/>
+        </w:rPr>
+        <w:t>26:7</w:t>
+      </w:r>
       <w:r>
         <w:rPr>
           <w:lang w:val="hi_IN" w:bidi="hi_IN"/>
         </w:rPr>
         <w:t xml:space="preserve">; </w:t>
       </w:r>
-      <w:hyperlink r:id="rId27">
-        <w:r>
-          <w:rPr>
-            <w:lang w:val="hi_IN" w:bidi="hi_IN"/>
-          </w:rPr>
-          <w:rPr>
-            <w:color w:val="0000EE"/>
-            <w:u w:val="single"/>
-          </w:rPr>
-          <w:t>40:25</w:t>
-        </w:r>
-      </w:hyperlink>
+      <w:r>
+        <w:rPr>
+          <w:lang w:val="hi_IN" w:bidi="hi_IN"/>
+        </w:rPr>
+        <w:t>40:25</w:t>
+      </w:r>
       <w:r>
         <w:rPr>
           <w:lang w:val="hi_IN" w:bidi="hi_IN"/>
         </w:rPr>
         <w:t>)। वे अपने लोगों के उद्धारकर्ता हैं (</w:t>
       </w:r>
-      <w:hyperlink r:id="rId28">
-        <w:r>
-          <w:rPr>
-            <w:lang w:val="hi_IN" w:bidi="hi_IN"/>
-          </w:rPr>
-          <w:rPr>
-            <w:color w:val="0000EE"/>
-            <w:u w:val="single"/>
-          </w:rPr>
-          <w:t>41:14</w:t>
-        </w:r>
-      </w:hyperlink>
+      <w:r>
+        <w:rPr>
+          <w:lang w:val="hi_IN" w:bidi="hi_IN"/>
+        </w:rPr>
+        <w:t>41:14</w:t>
+      </w:r>
       <w:r>
         <w:rPr>
           <w:lang w:val="hi_IN" w:bidi="hi_IN"/>
@@ -808,90 +712,60 @@
         </w:rPr>
         <w:t xml:space="preserve">जो कोई उस पवित्र जन के समीप आता है, उसे भय और आदर के साथ उसकी उपासना करनी चाहिए। पवित्र जन ने स्वयं को सिय्योन पर्वत से जोड़ा है। यह पवित्र है क्योंकि यह उनका प्रतीकात्मक निवासस्थान है (देखें </w:t>
       </w:r>
-      <w:hyperlink r:id="rId29">
-        <w:r>
-          <w:rPr>
-            <w:lang w:val="hi_IN" w:bidi="hi_IN"/>
-          </w:rPr>
-          <w:rPr>
-            <w:color w:val="0000EE"/>
-            <w:u w:val="single"/>
-          </w:rPr>
-          <w:t>18:7</w:t>
-        </w:r>
-      </w:hyperlink>
+      <w:r>
+        <w:rPr>
+          <w:lang w:val="hi_IN" w:bidi="hi_IN"/>
+        </w:rPr>
+        <w:t>18:7</w:t>
+      </w:r>
       <w:r>
         <w:rPr>
           <w:lang w:val="hi_IN" w:bidi="hi_IN"/>
         </w:rPr>
         <w:t xml:space="preserve">; </w:t>
       </w:r>
-      <w:hyperlink r:id="rId30">
-        <w:r>
-          <w:rPr>
-            <w:lang w:val="hi_IN" w:bidi="hi_IN"/>
-          </w:rPr>
-          <w:rPr>
-            <w:color w:val="0000EE"/>
-            <w:u w:val="single"/>
-          </w:rPr>
-          <w:t>24:23</w:t>
-        </w:r>
-      </w:hyperlink>
+      <w:r>
+        <w:rPr>
+          <w:lang w:val="hi_IN" w:bidi="hi_IN"/>
+        </w:rPr>
+        <w:t>24:23</w:t>
+      </w:r>
       <w:r>
         <w:rPr>
           <w:lang w:val="hi_IN" w:bidi="hi_IN"/>
         </w:rPr>
         <w:t xml:space="preserve">; </w:t>
       </w:r>
-      <w:hyperlink r:id="rId31">
-        <w:r>
-          <w:rPr>
-            <w:lang w:val="hi_IN" w:bidi="hi_IN"/>
-          </w:rPr>
-          <w:rPr>
-            <w:color w:val="0000EE"/>
-            <w:u w:val="single"/>
-          </w:rPr>
-          <w:t>27:13</w:t>
-        </w:r>
-      </w:hyperlink>
+      <w:r>
+        <w:rPr>
+          <w:lang w:val="hi_IN" w:bidi="hi_IN"/>
+        </w:rPr>
+        <w:t>27:13</w:t>
+      </w:r>
       <w:r>
         <w:rPr>
           <w:lang w:val="hi_IN" w:bidi="hi_IN"/>
         </w:rPr>
         <w:t xml:space="preserve">; </w:t>
       </w:r>
-      <w:hyperlink r:id="rId32">
-        <w:r>
-          <w:rPr>
-            <w:lang w:val="hi_IN" w:bidi="hi_IN"/>
-          </w:rPr>
-          <w:rPr>
-            <w:color w:val="0000EE"/>
-            <w:u w:val="single"/>
-          </w:rPr>
-          <w:t>56:7</w:t>
-        </w:r>
-      </w:hyperlink>
+      <w:r>
+        <w:rPr>
+          <w:lang w:val="hi_IN" w:bidi="hi_IN"/>
+        </w:rPr>
+        <w:t>56:7</w:t>
+      </w:r>
       <w:r>
         <w:rPr>
           <w:lang w:val="hi_IN" w:bidi="hi_IN"/>
         </w:rPr>
         <w:t xml:space="preserve">; </w:t>
       </w:r>
-      <w:hyperlink r:id="rId33">
-        <w:r>
-          <w:rPr>
-            <w:lang w:val="hi_IN" w:bidi="hi_IN"/>
-          </w:rPr>
-          <w:rPr>
-            <w:color w:val="0000EE"/>
-            <w:u w:val="single"/>
-          </w:rPr>
-          <w:t>60:1–22</w:t>
-        </w:r>
-      </w:hyperlink>
+      <w:r>
+        <w:rPr>
+          <w:lang w:val="hi_IN" w:bidi="hi_IN"/>
+        </w:rPr>
+        <w:t>60:1–22</w:t>
+      </w:r>
       <w:r>
         <w:rPr>
           <w:lang w:val="hi_IN" w:bidi="hi_IN"/>
@@ -912,36 +786,24 @@
         </w:rPr>
         <w:t xml:space="preserve">इस्राएल का पवित्र सारी सृष्टि से अलग हैं क्योंकि वे नैतिक रूप से परिपूर्ण सृष्टिकर्ता हैं। पापी लोग उनके साथ नहीं रह सकते (देखें </w:t>
       </w:r>
-      <w:hyperlink r:id="rId34">
-        <w:r>
-          <w:rPr>
-            <w:lang w:val="hi_IN" w:bidi="hi_IN"/>
-          </w:rPr>
-          <w:rPr>
-            <w:color w:val="0000EE"/>
-            <w:u w:val="single"/>
-          </w:rPr>
-          <w:t>यशा 1:4</w:t>
-        </w:r>
-      </w:hyperlink>
+      <w:r>
+        <w:rPr>
+          <w:lang w:val="hi_IN" w:bidi="hi_IN"/>
+        </w:rPr>
+        <w:t>यशा 1:4</w:t>
+      </w:r>
       <w:r>
         <w:rPr>
           <w:lang w:val="hi_IN" w:bidi="hi_IN"/>
         </w:rPr>
         <w:t xml:space="preserve">)। परमेश्वर की पवित्रता धार्मिक विधियों की शुद्धता और नैतिक पूर्णता की माँग करती है। परमेश्वर एक भस्म करने वाली आग के समान हैं, जो उन सभी बातों को नष्ट कर देती है जो उसकी पवित्र इच्छा से सम्बन्धित नहीं हैं (देखें </w:t>
       </w:r>
-      <w:hyperlink r:id="rId35">
-        <w:r>
-          <w:rPr>
-            <w:lang w:val="hi_IN" w:bidi="hi_IN"/>
-          </w:rPr>
-          <w:rPr>
-            <w:color w:val="0000EE"/>
-            <w:u w:val="single"/>
-          </w:rPr>
-          <w:t>33:14</w:t>
-        </w:r>
-      </w:hyperlink>
+      <w:r>
+        <w:rPr>
+          <w:lang w:val="hi_IN" w:bidi="hi_IN"/>
+        </w:rPr>
+        <w:t>33:14</w:t>
+      </w:r>
       <w:r>
         <w:rPr>
           <w:lang w:val="hi_IN" w:bidi="hi_IN"/>
@@ -962,108 +824,72 @@
         </w:rPr>
         <w:t>फिर भी, इस्राएल का पवित्र अपने लिए लोगों का एक छोटा समूह सुरक्षित रखता है (</w:t>
       </w:r>
-      <w:hyperlink r:id="rId36">
-        <w:r>
-          <w:rPr>
-            <w:lang w:val="hi_IN" w:bidi="hi_IN"/>
-          </w:rPr>
-          <w:rPr>
-            <w:color w:val="0000EE"/>
-            <w:u w:val="single"/>
-          </w:rPr>
-          <w:t>यशा 4:2–3</w:t>
-        </w:r>
-      </w:hyperlink>
+      <w:r>
+        <w:rPr>
+          <w:lang w:val="hi_IN" w:bidi="hi_IN"/>
+        </w:rPr>
+        <w:t>यशा 4:2–3</w:t>
+      </w:r>
       <w:r>
         <w:rPr>
           <w:lang w:val="hi_IN" w:bidi="hi_IN"/>
         </w:rPr>
         <w:t xml:space="preserve">; </w:t>
       </w:r>
-      <w:hyperlink r:id="rId37">
-        <w:r>
-          <w:rPr>
-            <w:lang w:val="hi_IN" w:bidi="hi_IN"/>
-          </w:rPr>
-          <w:rPr>
-            <w:color w:val="0000EE"/>
-            <w:u w:val="single"/>
-          </w:rPr>
-          <w:t>6:13</w:t>
-        </w:r>
-      </w:hyperlink>
+      <w:r>
+        <w:rPr>
+          <w:lang w:val="hi_IN" w:bidi="hi_IN"/>
+        </w:rPr>
+        <w:t>6:13</w:t>
+      </w:r>
       <w:r>
         <w:rPr>
           <w:lang w:val="hi_IN" w:bidi="hi_IN"/>
         </w:rPr>
         <w:t xml:space="preserve">)। वह उन्हें आत्मिक रूप से शुद्ध करते हैं और अपनी छुड़ाई हुई प्रजा के साथ होने का वादा करते हैं ( देखें </w:t>
       </w:r>
-      <w:hyperlink r:id="rId38">
-        <w:r>
-          <w:rPr>
-            <w:lang w:val="hi_IN" w:bidi="hi_IN"/>
-          </w:rPr>
-          <w:rPr>
-            <w:color w:val="0000EE"/>
-            <w:u w:val="single"/>
-          </w:rPr>
-          <w:t>12:6</w:t>
-        </w:r>
-      </w:hyperlink>
+      <w:r>
+        <w:rPr>
+          <w:lang w:val="hi_IN" w:bidi="hi_IN"/>
+        </w:rPr>
+        <w:t>12:6</w:t>
+      </w:r>
       <w:r>
         <w:rPr>
           <w:lang w:val="hi_IN" w:bidi="hi_IN"/>
         </w:rPr>
         <w:t xml:space="preserve">; </w:t>
       </w:r>
-      <w:hyperlink r:id="rId39">
-        <w:r>
-          <w:rPr>
-            <w:lang w:val="hi_IN" w:bidi="hi_IN"/>
-          </w:rPr>
-          <w:rPr>
-            <w:color w:val="0000EE"/>
-            <w:u w:val="single"/>
-          </w:rPr>
-          <w:t>35:8–9</w:t>
-        </w:r>
-      </w:hyperlink>
+      <w:r>
+        <w:rPr>
+          <w:lang w:val="hi_IN" w:bidi="hi_IN"/>
+        </w:rPr>
+        <w:t>35:8–9</w:t>
+      </w:r>
       <w:r>
         <w:rPr>
           <w:lang w:val="hi_IN" w:bidi="hi_IN"/>
         </w:rPr>
         <w:t xml:space="preserve">; </w:t>
       </w:r>
-      <w:hyperlink r:id="rId40">
-        <w:r>
-          <w:rPr>
-            <w:lang w:val="hi_IN" w:bidi="hi_IN"/>
-          </w:rPr>
-          <w:rPr>
-            <w:color w:val="0000EE"/>
-            <w:u w:val="single"/>
-          </w:rPr>
-          <w:t>62:12</w:t>
-        </w:r>
-      </w:hyperlink>
+      <w:r>
+        <w:rPr>
+          <w:lang w:val="hi_IN" w:bidi="hi_IN"/>
+        </w:rPr>
+        <w:t>62:12</w:t>
+      </w:r>
       <w:r>
         <w:rPr>
           <w:lang w:val="hi_IN" w:bidi="hi_IN"/>
         </w:rPr>
         <w:t xml:space="preserve">; </w:t>
       </w:r>
-      <w:hyperlink r:id="rId41">
-        <w:r>
-          <w:rPr>
-            <w:lang w:val="hi_IN" w:bidi="hi_IN"/>
-          </w:rPr>
-          <w:rPr>
-            <w:color w:val="0000EE"/>
-            <w:u w:val="single"/>
-          </w:rPr>
-          <w:t>49:7</w:t>
-        </w:r>
-      </w:hyperlink>
+      <w:r>
+        <w:rPr>
+          <w:lang w:val="hi_IN" w:bidi="hi_IN"/>
+        </w:rPr>
+        <w:t>49:7</w:t>
+      </w:r>
       <w:r>
         <w:rPr>
           <w:lang w:val="hi_IN" w:bidi="hi_IN"/>
@@ -1093,468 +919,312 @@
           <w:lang w:val="hi_IN" w:bidi="hi_IN"/>
         </w:rPr>
       </w:r>
-      <w:hyperlink r:id="rId42">
-        <w:r>
-          <w:rPr>
-            <w:lang w:val="hi_IN" w:bidi="hi_IN"/>
-          </w:rPr>
-          <w:rPr>
-            <w:color w:val="0000EE"/>
-            <w:u w:val="single"/>
-          </w:rPr>
-          <w:t>भजन संहिता 71:22–23</w:t>
-        </w:r>
-      </w:hyperlink>
+      <w:r>
+        <w:rPr>
+          <w:lang w:val="hi_IN" w:bidi="hi_IN"/>
+        </w:rPr>
+        <w:t>भजन संहिता 71:22–23</w:t>
+      </w:r>
       <w:r>
         <w:rPr>
           <w:lang w:val="hi_IN" w:bidi="hi_IN"/>
         </w:rPr>
         <w:t xml:space="preserve">; </w:t>
       </w:r>
-      <w:hyperlink r:id="rId43">
-        <w:r>
-          <w:rPr>
-            <w:lang w:val="hi_IN" w:bidi="hi_IN"/>
-          </w:rPr>
-          <w:rPr>
-            <w:color w:val="0000EE"/>
-            <w:u w:val="single"/>
-          </w:rPr>
-          <w:t>78:41</w:t>
-        </w:r>
-      </w:hyperlink>
+      <w:r>
+        <w:rPr>
+          <w:lang w:val="hi_IN" w:bidi="hi_IN"/>
+        </w:rPr>
+        <w:t>78:41</w:t>
+      </w:r>
       <w:r>
         <w:rPr>
           <w:lang w:val="hi_IN" w:bidi="hi_IN"/>
         </w:rPr>
         <w:t xml:space="preserve">; </w:t>
       </w:r>
-      <w:hyperlink r:id="rId44">
-        <w:r>
-          <w:rPr>
-            <w:lang w:val="hi_IN" w:bidi="hi_IN"/>
-          </w:rPr>
-          <w:rPr>
-            <w:color w:val="0000EE"/>
-            <w:u w:val="single"/>
-          </w:rPr>
-          <w:t>नीतिवचन 9:10</w:t>
-        </w:r>
-      </w:hyperlink>
+      <w:r>
+        <w:rPr>
+          <w:lang w:val="hi_IN" w:bidi="hi_IN"/>
+        </w:rPr>
+        <w:t>नीतिवचन 9:10</w:t>
+      </w:r>
       <w:r>
         <w:rPr>
           <w:lang w:val="hi_IN" w:bidi="hi_IN"/>
         </w:rPr>
         <w:t xml:space="preserve">; </w:t>
       </w:r>
-      <w:hyperlink r:id="rId45">
-        <w:r>
-          <w:rPr>
-            <w:lang w:val="hi_IN" w:bidi="hi_IN"/>
-          </w:rPr>
-          <w:rPr>
-            <w:color w:val="0000EE"/>
-            <w:u w:val="single"/>
-          </w:rPr>
-          <w:t>यशायाह 6:1–5</w:t>
-        </w:r>
-      </w:hyperlink>
+      <w:r>
+        <w:rPr>
+          <w:lang w:val="hi_IN" w:bidi="hi_IN"/>
+        </w:rPr>
+        <w:t>यशायाह 6:1–5</w:t>
+      </w:r>
       <w:r>
         <w:rPr>
           <w:lang w:val="hi_IN" w:bidi="hi_IN"/>
         </w:rPr>
         <w:t xml:space="preserve">; </w:t>
       </w:r>
-      <w:hyperlink r:id="rId46">
-        <w:r>
-          <w:rPr>
-            <w:lang w:val="hi_IN" w:bidi="hi_IN"/>
-          </w:rPr>
-          <w:rPr>
-            <w:color w:val="0000EE"/>
-            <w:u w:val="single"/>
-          </w:rPr>
-          <w:t>10:17</w:t>
-        </w:r>
-      </w:hyperlink>
+      <w:r>
+        <w:rPr>
+          <w:lang w:val="hi_IN" w:bidi="hi_IN"/>
+        </w:rPr>
+        <w:t>10:17</w:t>
+      </w:r>
       <w:r>
         <w:rPr>
           <w:lang w:val="hi_IN" w:bidi="hi_IN"/>
         </w:rPr>
         <w:t xml:space="preserve">, </w:t>
       </w:r>
-      <w:hyperlink r:id="rId47">
-        <w:r>
-          <w:rPr>
-            <w:lang w:val="hi_IN" w:bidi="hi_IN"/>
-          </w:rPr>
-          <w:rPr>
-            <w:color w:val="0000EE"/>
-            <w:u w:val="single"/>
-          </w:rPr>
-          <w:t>20</w:t>
-        </w:r>
-      </w:hyperlink>
+      <w:r>
+        <w:rPr>
+          <w:lang w:val="hi_IN" w:bidi="hi_IN"/>
+        </w:rPr>
+        <w:t>20</w:t>
+      </w:r>
       <w:r>
         <w:rPr>
           <w:lang w:val="hi_IN" w:bidi="hi_IN"/>
         </w:rPr>
         <w:t xml:space="preserve">; </w:t>
       </w:r>
-      <w:hyperlink r:id="rId48">
-        <w:r>
-          <w:rPr>
-            <w:lang w:val="hi_IN" w:bidi="hi_IN"/>
-          </w:rPr>
-          <w:rPr>
-            <w:color w:val="0000EE"/>
-            <w:u w:val="single"/>
-          </w:rPr>
-          <w:t>17:7</w:t>
-        </w:r>
-      </w:hyperlink>
+      <w:r>
+        <w:rPr>
+          <w:lang w:val="hi_IN" w:bidi="hi_IN"/>
+        </w:rPr>
+        <w:t>17:7</w:t>
+      </w:r>
       <w:r>
         <w:rPr>
           <w:lang w:val="hi_IN" w:bidi="hi_IN"/>
         </w:rPr>
         <w:t xml:space="preserve">; </w:t>
       </w:r>
-      <w:hyperlink r:id="rId49">
-        <w:r>
-          <w:rPr>
-            <w:lang w:val="hi_IN" w:bidi="hi_IN"/>
-          </w:rPr>
-          <w:rPr>
-            <w:color w:val="0000EE"/>
-            <w:u w:val="single"/>
-          </w:rPr>
-          <w:t>29:17–24</w:t>
-        </w:r>
-      </w:hyperlink>
+      <w:r>
+        <w:rPr>
+          <w:lang w:val="hi_IN" w:bidi="hi_IN"/>
+        </w:rPr>
+        <w:t>29:17–24</w:t>
+      </w:r>
       <w:r>
         <w:rPr>
           <w:lang w:val="hi_IN" w:bidi="hi_IN"/>
         </w:rPr>
         <w:t xml:space="preserve">; </w:t>
       </w:r>
-      <w:hyperlink r:id="rId50">
-        <w:r>
-          <w:rPr>
-            <w:lang w:val="hi_IN" w:bidi="hi_IN"/>
-          </w:rPr>
-          <w:rPr>
-            <w:color w:val="0000EE"/>
-            <w:u w:val="single"/>
-          </w:rPr>
-          <w:t>30:15</w:t>
-        </w:r>
-      </w:hyperlink>
+      <w:r>
+        <w:rPr>
+          <w:lang w:val="hi_IN" w:bidi="hi_IN"/>
+        </w:rPr>
+        <w:t>30:15</w:t>
+      </w:r>
       <w:r>
         <w:rPr>
           <w:lang w:val="hi_IN" w:bidi="hi_IN"/>
         </w:rPr>
         <w:t xml:space="preserve">; </w:t>
       </w:r>
-      <w:hyperlink r:id="rId28">
-        <w:r>
-          <w:rPr>
-            <w:lang w:val="hi_IN" w:bidi="hi_IN"/>
-          </w:rPr>
-          <w:rPr>
-            <w:color w:val="0000EE"/>
-            <w:u w:val="single"/>
-          </w:rPr>
-          <w:t>41:14</w:t>
-        </w:r>
-      </w:hyperlink>
+      <w:r>
+        <w:rPr>
+          <w:lang w:val="hi_IN" w:bidi="hi_IN"/>
+        </w:rPr>
+        <w:t>41:14</w:t>
+      </w:r>
       <w:r>
         <w:rPr>
           <w:lang w:val="hi_IN" w:bidi="hi_IN"/>
         </w:rPr>
         <w:t xml:space="preserve">, </w:t>
       </w:r>
-      <w:hyperlink r:id="rId51">
-        <w:r>
-          <w:rPr>
-            <w:lang w:val="hi_IN" w:bidi="hi_IN"/>
-          </w:rPr>
-          <w:rPr>
-            <w:color w:val="0000EE"/>
-            <w:u w:val="single"/>
-          </w:rPr>
-          <w:t>17–20</w:t>
-        </w:r>
-      </w:hyperlink>
+      <w:r>
+        <w:rPr>
+          <w:lang w:val="hi_IN" w:bidi="hi_IN"/>
+        </w:rPr>
+        <w:t>17–20</w:t>
+      </w:r>
       <w:r>
         <w:rPr>
           <w:lang w:val="hi_IN" w:bidi="hi_IN"/>
         </w:rPr>
         <w:t xml:space="preserve">; </w:t>
       </w:r>
-      <w:hyperlink r:id="rId52">
-        <w:r>
-          <w:rPr>
-            <w:lang w:val="hi_IN" w:bidi="hi_IN"/>
-          </w:rPr>
-          <w:rPr>
-            <w:color w:val="0000EE"/>
-            <w:u w:val="single"/>
-          </w:rPr>
-          <w:t>43:1–4</w:t>
-        </w:r>
-      </w:hyperlink>
+      <w:r>
+        <w:rPr>
+          <w:lang w:val="hi_IN" w:bidi="hi_IN"/>
+        </w:rPr>
+        <w:t>43:1–4</w:t>
+      </w:r>
       <w:r>
         <w:rPr>
           <w:lang w:val="hi_IN" w:bidi="hi_IN"/>
         </w:rPr>
         <w:t xml:space="preserve">, </w:t>
       </w:r>
-      <w:hyperlink r:id="rId53">
-        <w:r>
-          <w:rPr>
-            <w:lang w:val="hi_IN" w:bidi="hi_IN"/>
-          </w:rPr>
-          <w:rPr>
-            <w:color w:val="0000EE"/>
-            <w:u w:val="single"/>
-          </w:rPr>
-          <w:t>10–21</w:t>
-        </w:r>
-      </w:hyperlink>
+      <w:r>
+        <w:rPr>
+          <w:lang w:val="hi_IN" w:bidi="hi_IN"/>
+        </w:rPr>
+        <w:t>10–21</w:t>
+      </w:r>
       <w:r>
         <w:rPr>
           <w:lang w:val="hi_IN" w:bidi="hi_IN"/>
         </w:rPr>
         <w:t xml:space="preserve">; </w:t>
       </w:r>
-      <w:hyperlink r:id="rId54">
-        <w:r>
-          <w:rPr>
-            <w:lang w:val="hi_IN" w:bidi="hi_IN"/>
-          </w:rPr>
-          <w:rPr>
-            <w:color w:val="0000EE"/>
-            <w:u w:val="single"/>
-          </w:rPr>
-          <w:t>48:17–18</w:t>
-        </w:r>
-      </w:hyperlink>
+      <w:r>
+        <w:rPr>
+          <w:lang w:val="hi_IN" w:bidi="hi_IN"/>
+        </w:rPr>
+        <w:t>48:17–18</w:t>
+      </w:r>
       <w:r>
         <w:rPr>
           <w:lang w:val="hi_IN" w:bidi="hi_IN"/>
         </w:rPr>
         <w:t xml:space="preserve">; </w:t>
       </w:r>
-      <w:hyperlink r:id="rId55">
-        <w:r>
-          <w:rPr>
-            <w:lang w:val="hi_IN" w:bidi="hi_IN"/>
-          </w:rPr>
-          <w:rPr>
-            <w:color w:val="0000EE"/>
-            <w:u w:val="single"/>
-          </w:rPr>
-          <w:t>54:4–5</w:t>
-        </w:r>
-      </w:hyperlink>
+      <w:r>
+        <w:rPr>
+          <w:lang w:val="hi_IN" w:bidi="hi_IN"/>
+        </w:rPr>
+        <w:t>54:4–5</w:t>
+      </w:r>
       <w:r>
         <w:rPr>
           <w:lang w:val="hi_IN" w:bidi="hi_IN"/>
         </w:rPr>
         <w:t xml:space="preserve">; </w:t>
       </w:r>
-      <w:hyperlink r:id="rId56">
-        <w:r>
-          <w:rPr>
-            <w:lang w:val="hi_IN" w:bidi="hi_IN"/>
-          </w:rPr>
-          <w:rPr>
-            <w:color w:val="0000EE"/>
-            <w:u w:val="single"/>
-          </w:rPr>
-          <w:t>55:5</w:t>
-        </w:r>
-      </w:hyperlink>
+      <w:r>
+        <w:rPr>
+          <w:lang w:val="hi_IN" w:bidi="hi_IN"/>
+        </w:rPr>
+        <w:t>55:5</w:t>
+      </w:r>
       <w:r>
         <w:rPr>
           <w:lang w:val="hi_IN" w:bidi="hi_IN"/>
         </w:rPr>
         <w:t xml:space="preserve">; </w:t>
       </w:r>
-      <w:hyperlink r:id="rId57">
-        <w:r>
-          <w:rPr>
-            <w:lang w:val="hi_IN" w:bidi="hi_IN"/>
-          </w:rPr>
-          <w:rPr>
-            <w:color w:val="0000EE"/>
-            <w:u w:val="single"/>
-          </w:rPr>
-          <w:t>57:15</w:t>
-        </w:r>
-      </w:hyperlink>
+      <w:r>
+        <w:rPr>
+          <w:lang w:val="hi_IN" w:bidi="hi_IN"/>
+        </w:rPr>
+        <w:t>57:15</w:t>
+      </w:r>
       <w:r>
         <w:rPr>
           <w:lang w:val="hi_IN" w:bidi="hi_IN"/>
         </w:rPr>
         <w:t xml:space="preserve">; </w:t>
       </w:r>
-      <w:hyperlink r:id="rId58">
-        <w:r>
-          <w:rPr>
-            <w:lang w:val="hi_IN" w:bidi="hi_IN"/>
-          </w:rPr>
-          <w:rPr>
-            <w:color w:val="0000EE"/>
-            <w:u w:val="single"/>
-          </w:rPr>
-          <w:t>यिर्मयाह 50:29</w:t>
-        </w:r>
-      </w:hyperlink>
+      <w:r>
+        <w:rPr>
+          <w:lang w:val="hi_IN" w:bidi="hi_IN"/>
+        </w:rPr>
+        <w:t>यिर्मयाह 50:29</w:t>
+      </w:r>
       <w:r>
         <w:rPr>
           <w:lang w:val="hi_IN" w:bidi="hi_IN"/>
         </w:rPr>
         <w:t xml:space="preserve">; </w:t>
       </w:r>
-      <w:hyperlink r:id="rId59">
-        <w:r>
-          <w:rPr>
-            <w:lang w:val="hi_IN" w:bidi="hi_IN"/>
-          </w:rPr>
-          <w:rPr>
-            <w:color w:val="0000EE"/>
-            <w:u w:val="single"/>
-          </w:rPr>
-          <w:t>51:5</w:t>
-        </w:r>
-      </w:hyperlink>
+      <w:r>
+        <w:rPr>
+          <w:lang w:val="hi_IN" w:bidi="hi_IN"/>
+        </w:rPr>
+        <w:t>51:5</w:t>
+      </w:r>
       <w:r>
         <w:rPr>
           <w:lang w:val="hi_IN" w:bidi="hi_IN"/>
         </w:rPr>
         <w:t xml:space="preserve">; </w:t>
       </w:r>
-      <w:hyperlink r:id="rId60">
-        <w:r>
-          <w:rPr>
-            <w:lang w:val="hi_IN" w:bidi="hi_IN"/>
-          </w:rPr>
-          <w:rPr>
-            <w:color w:val="0000EE"/>
-            <w:u w:val="single"/>
-          </w:rPr>
-          <w:t>यहेजकेल 39:7–8</w:t>
-        </w:r>
-      </w:hyperlink>
+      <w:r>
+        <w:rPr>
+          <w:lang w:val="hi_IN" w:bidi="hi_IN"/>
+        </w:rPr>
+        <w:t>यहेजकेल 39:7–8</w:t>
+      </w:r>
       <w:r>
         <w:rPr>
           <w:lang w:val="hi_IN" w:bidi="hi_IN"/>
         </w:rPr>
         <w:t xml:space="preserve">; </w:t>
       </w:r>
-      <w:hyperlink r:id="rId61">
-        <w:r>
-          <w:rPr>
-            <w:lang w:val="hi_IN" w:bidi="hi_IN"/>
-          </w:rPr>
-          <w:rPr>
-            <w:color w:val="0000EE"/>
-            <w:u w:val="single"/>
-          </w:rPr>
-          <w:t>होशे 11:8–9</w:t>
-        </w:r>
-      </w:hyperlink>
+      <w:r>
+        <w:rPr>
+          <w:lang w:val="hi_IN" w:bidi="hi_IN"/>
+        </w:rPr>
+        <w:t>होशे 11:8–9</w:t>
+      </w:r>
       <w:r>
         <w:rPr>
           <w:lang w:val="hi_IN" w:bidi="hi_IN"/>
         </w:rPr>
         <w:t xml:space="preserve">; </w:t>
       </w:r>
-      <w:hyperlink r:id="rId62">
-        <w:r>
-          <w:rPr>
-            <w:lang w:val="hi_IN" w:bidi="hi_IN"/>
-          </w:rPr>
-          <w:rPr>
-            <w:color w:val="0000EE"/>
-            <w:u w:val="single"/>
-          </w:rPr>
-          <w:t>हबक्कूक 3:3–6</w:t>
-        </w:r>
-      </w:hyperlink>
+      <w:r>
+        <w:rPr>
+          <w:lang w:val="hi_IN" w:bidi="hi_IN"/>
+        </w:rPr>
+        <w:t>हबक्कूक 3:3–6</w:t>
+      </w:r>
       <w:r>
         <w:rPr>
           <w:lang w:val="hi_IN" w:bidi="hi_IN"/>
         </w:rPr>
         <w:t xml:space="preserve">; </w:t>
       </w:r>
-      <w:hyperlink r:id="rId63">
-        <w:r>
-          <w:rPr>
-            <w:lang w:val="hi_IN" w:bidi="hi_IN"/>
-          </w:rPr>
-          <w:rPr>
-            <w:color w:val="0000EE"/>
-            <w:u w:val="single"/>
-          </w:rPr>
-          <w:t>यूहन्ना 6:66–69</w:t>
-        </w:r>
-      </w:hyperlink>
+      <w:r>
+        <w:rPr>
+          <w:lang w:val="hi_IN" w:bidi="hi_IN"/>
+        </w:rPr>
+        <w:t>यूहन्ना 6:66–69</w:t>
+      </w:r>
       <w:r>
         <w:rPr>
           <w:lang w:val="hi_IN" w:bidi="hi_IN"/>
         </w:rPr>
         <w:t xml:space="preserve">; </w:t>
       </w:r>
-      <w:hyperlink r:id="rId64">
-        <w:r>
-          <w:rPr>
-            <w:lang w:val="hi_IN" w:bidi="hi_IN"/>
-          </w:rPr>
-          <w:rPr>
-            <w:color w:val="0000EE"/>
-            <w:u w:val="single"/>
-          </w:rPr>
-          <w:t>प्रेरितों के काम 2:27</w:t>
-        </w:r>
-      </w:hyperlink>
+      <w:r>
+        <w:rPr>
+          <w:lang w:val="hi_IN" w:bidi="hi_IN"/>
+        </w:rPr>
+        <w:t>प्रेरितों के काम 2:27</w:t>
+      </w:r>
       <w:r>
         <w:rPr>
           <w:lang w:val="hi_IN" w:bidi="hi_IN"/>
         </w:rPr>
         <w:t xml:space="preserve">; </w:t>
       </w:r>
-      <w:hyperlink r:id="rId65">
-        <w:r>
-          <w:rPr>
-            <w:lang w:val="hi_IN" w:bidi="hi_IN"/>
-          </w:rPr>
-          <w:rPr>
-            <w:color w:val="0000EE"/>
-            <w:u w:val="single"/>
-          </w:rPr>
-          <w:t>13:35</w:t>
-        </w:r>
-      </w:hyperlink>
+      <w:r>
+        <w:rPr>
+          <w:lang w:val="hi_IN" w:bidi="hi_IN"/>
+        </w:rPr>
+        <w:t>13:35</w:t>
+      </w:r>
       <w:r>
         <w:rPr>
           <w:lang w:val="hi_IN" w:bidi="hi_IN"/>
         </w:rPr>
         <w:t xml:space="preserve">; </w:t>
       </w:r>
-      <w:hyperlink r:id="rId66">
-        <w:r>
-          <w:rPr>
-            <w:lang w:val="hi_IN" w:bidi="hi_IN"/>
-          </w:rPr>
-          <w:rPr>
-            <w:color w:val="0000EE"/>
-            <w:u w:val="single"/>
-          </w:rPr>
-          <w:t>प्रकाशितवाक्य 16:5–7</w:t>
-        </w:r>
-      </w:hyperlink>
+      <w:r>
+        <w:rPr>
+          <w:lang w:val="hi_IN" w:bidi="hi_IN"/>
+        </w:rPr>
+        <w:t>प्रकाशितवाक्य 16:5–7</w:t>
+      </w:r>
       <w:r>
         <w:rPr>
           <w:lang w:val="hi_IN" w:bidi="hi_IN"/>
@@ -1603,18 +1273,12 @@
         </w:rPr>
         <w:t>सुलैमान ने दाऊद के उत्तराधिकारी के रूप में अपनी भूमिका को समझा (</w:t>
       </w:r>
-      <w:hyperlink r:id="rId67">
-        <w:r>
-          <w:rPr>
-            <w:lang w:val="hi_IN" w:bidi="hi_IN"/>
-          </w:rPr>
-          <w:rPr>
-            <w:color w:val="0000EE"/>
-            <w:u w:val="single"/>
-          </w:rPr>
-          <w:t>1 रा 3:7</w:t>
-        </w:r>
-      </w:hyperlink>
+      <w:r>
+        <w:rPr>
+          <w:lang w:val="hi_IN" w:bidi="hi_IN"/>
+        </w:rPr>
+        <w:t>1 रा 3:7</w:t>
+      </w:r>
       <w:r>
         <w:rPr>
           <w:lang w:val="hi_IN" w:bidi="hi_IN"/>
@@ -1645,90 +1309,60 @@
         </w:rPr>
         <w:t>" (</w:t>
       </w:r>
-      <w:hyperlink r:id="rId68">
-        <w:r>
-          <w:rPr>
-            <w:lang w:val="hi_IN" w:bidi="hi_IN"/>
-          </w:rPr>
-          <w:rPr>
-            <w:color w:val="0000EE"/>
-            <w:u w:val="single"/>
-          </w:rPr>
-          <w:t>2:3</w:t>
-        </w:r>
-      </w:hyperlink>
+      <w:r>
+        <w:rPr>
+          <w:lang w:val="hi_IN" w:bidi="hi_IN"/>
+        </w:rPr>
+        <w:t>2:3</w:t>
+      </w:r>
       <w:r>
         <w:rPr>
           <w:lang w:val="hi_IN" w:bidi="hi_IN"/>
         </w:rPr>
         <w:t>)। सुलैमान की विश्वासयोग्यता, परमेश्वर की दाऊद से की गई प्रतिज्ञाओं को पूरा करेगी (</w:t>
       </w:r>
-      <w:hyperlink r:id="rId69">
-        <w:r>
-          <w:rPr>
-            <w:lang w:val="hi_IN" w:bidi="hi_IN"/>
-          </w:rPr>
-          <w:rPr>
-            <w:color w:val="0000EE"/>
-            <w:u w:val="single"/>
-          </w:rPr>
-          <w:t>1 रा 2:4</w:t>
-        </w:r>
-      </w:hyperlink>
+      <w:r>
+        <w:rPr>
+          <w:lang w:val="hi_IN" w:bidi="hi_IN"/>
+        </w:rPr>
+        <w:t>1 रा 2:4</w:t>
+      </w:r>
       <w:r>
         <w:rPr>
           <w:lang w:val="hi_IN" w:bidi="hi_IN"/>
         </w:rPr>
         <w:t xml:space="preserve">; देखें </w:t>
       </w:r>
-      <w:hyperlink r:id="rId70">
-        <w:r>
-          <w:rPr>
-            <w:lang w:val="hi_IN" w:bidi="hi_IN"/>
-          </w:rPr>
-          <w:rPr>
-            <w:color w:val="0000EE"/>
-            <w:u w:val="single"/>
-          </w:rPr>
-          <w:t>2 शमू 7:5–16</w:t>
-        </w:r>
-      </w:hyperlink>
+      <w:r>
+        <w:rPr>
+          <w:lang w:val="hi_IN" w:bidi="hi_IN"/>
+        </w:rPr>
+        <w:t>2 शमू 7:5–16</w:t>
+      </w:r>
       <w:r>
         <w:rPr>
           <w:lang w:val="hi_IN" w:bidi="hi_IN"/>
         </w:rPr>
         <w:t>)। अपने शासन के प्रारंभ में, उन्होंने समझ-बूझकर अपने पिता के प्रेम और परमेश्वर के प्रति विश्वासयोग्यता को प्रदर्शित किया (</w:t>
       </w:r>
-      <w:hyperlink r:id="rId71">
-        <w:r>
-          <w:rPr>
-            <w:lang w:val="hi_IN" w:bidi="hi_IN"/>
-          </w:rPr>
-          <w:rPr>
-            <w:color w:val="0000EE"/>
-            <w:u w:val="single"/>
-          </w:rPr>
-          <w:t>1 रा 3:3</w:t>
-        </w:r>
-      </w:hyperlink>
+      <w:r>
+        <w:rPr>
+          <w:lang w:val="hi_IN" w:bidi="hi_IN"/>
+        </w:rPr>
+        <w:t>1 रा 3:3</w:t>
+      </w:r>
       <w:r>
         <w:rPr>
           <w:lang w:val="hi_IN" w:bidi="hi_IN"/>
         </w:rPr>
         <w:t>)। उन्होंने देखा कि परमेश्वर ने दाऊद से की गई अपनी प्रतिज्ञाओं को पूरा किया है (</w:t>
       </w:r>
-      <w:hyperlink r:id="rId72">
-        <w:r>
-          <w:rPr>
-            <w:lang w:val="hi_IN" w:bidi="hi_IN"/>
-          </w:rPr>
-          <w:rPr>
-            <w:color w:val="0000EE"/>
-            <w:u w:val="single"/>
-          </w:rPr>
-          <w:t>8:23–26</w:t>
-        </w:r>
-      </w:hyperlink>
+      <w:r>
+        <w:rPr>
+          <w:lang w:val="hi_IN" w:bidi="hi_IN"/>
+        </w:rPr>
+        <w:t>8:23–26</w:t>
+      </w:r>
       <w:r>
         <w:rPr>
           <w:lang w:val="hi_IN" w:bidi="hi_IN"/>
@@ -1761,54 +1395,36 @@
         </w:rPr>
         <w:t xml:space="preserve"> (</w:t>
       </w:r>
-      <w:hyperlink r:id="rId73">
-        <w:r>
-          <w:rPr>
-            <w:lang w:val="hi_IN" w:bidi="hi_IN"/>
-          </w:rPr>
-          <w:rPr>
-            <w:color w:val="0000EE"/>
-            <w:u w:val="single"/>
-          </w:rPr>
-          <w:t>1 रा 3:14</w:t>
-        </w:r>
-      </w:hyperlink>
+      <w:r>
+        <w:rPr>
+          <w:lang w:val="hi_IN" w:bidi="hi_IN"/>
+        </w:rPr>
+        <w:t>1 रा 3:14</w:t>
+      </w:r>
       <w:r>
         <w:rPr>
           <w:lang w:val="hi_IN" w:bidi="hi_IN"/>
         </w:rPr>
         <w:t xml:space="preserve">; </w:t>
       </w:r>
-      <w:hyperlink r:id="rId74">
-        <w:r>
-          <w:rPr>
-            <w:lang w:val="hi_IN" w:bidi="hi_IN"/>
-          </w:rPr>
-          <w:rPr>
-            <w:color w:val="0000EE"/>
-            <w:u w:val="single"/>
-          </w:rPr>
-          <w:t>9:4–5</w:t>
-        </w:r>
-      </w:hyperlink>
+      <w:r>
+        <w:rPr>
+          <w:lang w:val="hi_IN" w:bidi="hi_IN"/>
+        </w:rPr>
+        <w:t>9:4–5</w:t>
+      </w:r>
       <w:r>
         <w:rPr>
           <w:lang w:val="hi_IN" w:bidi="hi_IN"/>
         </w:rPr>
         <w:t xml:space="preserve">; </w:t>
       </w:r>
-      <w:hyperlink r:id="rId75">
-        <w:r>
-          <w:rPr>
-            <w:lang w:val="hi_IN" w:bidi="hi_IN"/>
-          </w:rPr>
-          <w:rPr>
-            <w:color w:val="0000EE"/>
-            <w:u w:val="single"/>
-          </w:rPr>
-          <w:t>11:38</w:t>
-        </w:r>
-      </w:hyperlink>
+      <w:r>
+        <w:rPr>
+          <w:lang w:val="hi_IN" w:bidi="hi_IN"/>
+        </w:rPr>
+        <w:t>11:38</w:t>
+      </w:r>
       <w:r>
         <w:rPr>
           <w:lang w:val="hi_IN" w:bidi="hi_IN"/>
@@ -1827,72 +1443,48 @@
         </w:rPr>
         <w:t>(</w:t>
       </w:r>
-      <w:hyperlink r:id="rId76">
-        <w:r>
-          <w:rPr>
-            <w:lang w:val="hi_IN" w:bidi="hi_IN"/>
-          </w:rPr>
-          <w:rPr>
-            <w:color w:val="0000EE"/>
-            <w:u w:val="single"/>
-          </w:rPr>
-          <w:t>11:12–13</w:t>
-        </w:r>
-      </w:hyperlink>
+      <w:r>
+        <w:rPr>
+          <w:lang w:val="hi_IN" w:bidi="hi_IN"/>
+        </w:rPr>
+        <w:t>11:12–13</w:t>
+      </w:r>
       <w:r>
         <w:rPr>
           <w:lang w:val="hi_IN" w:bidi="hi_IN"/>
         </w:rPr>
         <w:t xml:space="preserve">; </w:t>
       </w:r>
-      <w:hyperlink r:id="rId77">
-        <w:r>
-          <w:rPr>
-            <w:lang w:val="hi_IN" w:bidi="hi_IN"/>
-          </w:rPr>
-          <w:rPr>
-            <w:color w:val="0000EE"/>
-            <w:u w:val="single"/>
-          </w:rPr>
-          <w:t>14:8</w:t>
-        </w:r>
-      </w:hyperlink>
+      <w:r>
+        <w:rPr>
+          <w:lang w:val="hi_IN" w:bidi="hi_IN"/>
+        </w:rPr>
+        <w:t>14:8</w:t>
+      </w:r>
       <w:r>
         <w:rPr>
           <w:lang w:val="hi_IN" w:bidi="hi_IN"/>
         </w:rPr>
         <w:t xml:space="preserve">; </w:t>
       </w:r>
-      <w:hyperlink r:id="rId78">
-        <w:r>
-          <w:rPr>
-            <w:lang w:val="hi_IN" w:bidi="hi_IN"/>
-          </w:rPr>
-          <w:rPr>
-            <w:color w:val="0000EE"/>
-            <w:u w:val="single"/>
-          </w:rPr>
-          <w:t>15:3–5</w:t>
-        </w:r>
-      </w:hyperlink>
+      <w:r>
+        <w:rPr>
+          <w:lang w:val="hi_IN" w:bidi="hi_IN"/>
+        </w:rPr>
+        <w:t>15:3–5</w:t>
+      </w:r>
       <w:r>
         <w:rPr>
           <w:lang w:val="hi_IN" w:bidi="hi_IN"/>
         </w:rPr>
         <w:t xml:space="preserve">, </w:t>
       </w:r>
-      <w:hyperlink r:id="rId79">
-        <w:r>
-          <w:rPr>
-            <w:lang w:val="hi_IN" w:bidi="hi_IN"/>
-          </w:rPr>
-          <w:rPr>
-            <w:color w:val="0000EE"/>
-            <w:u w:val="single"/>
-          </w:rPr>
-          <w:t>11</w:t>
-        </w:r>
-      </w:hyperlink>
+      <w:r>
+        <w:rPr>
+          <w:lang w:val="hi_IN" w:bidi="hi_IN"/>
+        </w:rPr>
+        <w:t>11</w:t>
+      </w:r>
       <w:r>
         <w:rPr>
           <w:lang w:val="hi_IN" w:bidi="hi_IN"/>
@@ -1911,18 +1503,12 @@
         </w:rPr>
         <w:t xml:space="preserve"> उसका उल्लंघन करते थे (देखें </w:t>
       </w:r>
-      <w:hyperlink r:id="rId80">
-        <w:r>
-          <w:rPr>
-            <w:lang w:val="hi_IN" w:bidi="hi_IN"/>
-          </w:rPr>
-          <w:rPr>
-            <w:color w:val="0000EE"/>
-            <w:u w:val="single"/>
-          </w:rPr>
-          <w:t>व्य.वि. 28</w:t>
-        </w:r>
-      </w:hyperlink>
+      <w:r>
+        <w:rPr>
+          <w:lang w:val="hi_IN" w:bidi="hi_IN"/>
+        </w:rPr>
+        <w:t>व्य.वि. 28</w:t>
+      </w:r>
       <w:r>
         <w:rPr>
           <w:lang w:val="hi_IN" w:bidi="hi_IN"/>
@@ -1943,54 +1529,36 @@
         </w:rPr>
         <w:t>राजाओं के समय में, परमेश्वर ने इस्राएल के लोगों की निंदा की क्योंकि उन्होंने जानबूझकर प्रभु के लिखित नियमों और परमेश्वर के भविष्यद्वक्ताओं के वचन को अस्वीकार कर दिया था (</w:t>
       </w:r>
-      <w:hyperlink r:id="rId81">
-        <w:r>
-          <w:rPr>
-            <w:lang w:val="hi_IN" w:bidi="hi_IN"/>
-          </w:rPr>
-          <w:rPr>
-            <w:color w:val="0000EE"/>
-            <w:u w:val="single"/>
-          </w:rPr>
-          <w:t>2 रा 17:13–17</w:t>
-        </w:r>
-      </w:hyperlink>
+      <w:r>
+        <w:rPr>
+          <w:lang w:val="hi_IN" w:bidi="hi_IN"/>
+        </w:rPr>
+        <w:t>2 रा 17:13–17</w:t>
+      </w:r>
       <w:r>
         <w:rPr>
           <w:lang w:val="hi_IN" w:bidi="hi_IN"/>
         </w:rPr>
         <w:t>)। परमेश्वर को अस्वीकार करने के कारण उन पर न्याय आया (</w:t>
       </w:r>
-      <w:hyperlink r:id="rId82">
-        <w:r>
-          <w:rPr>
-            <w:lang w:val="hi_IN" w:bidi="hi_IN"/>
-          </w:rPr>
-          <w:rPr>
-            <w:color w:val="0000EE"/>
-            <w:u w:val="single"/>
-          </w:rPr>
-          <w:t>2 रा 17:18–23</w:t>
-        </w:r>
-      </w:hyperlink>
+      <w:r>
+        <w:rPr>
+          <w:lang w:val="hi_IN" w:bidi="hi_IN"/>
+        </w:rPr>
+        <w:t>2 रा 17:18–23</w:t>
+      </w:r>
       <w:r>
         <w:rPr>
           <w:lang w:val="hi_IN" w:bidi="hi_IN"/>
         </w:rPr>
         <w:t xml:space="preserve">; </w:t>
       </w:r>
-      <w:hyperlink r:id="rId83">
-        <w:r>
-          <w:rPr>
-            <w:lang w:val="hi_IN" w:bidi="hi_IN"/>
-          </w:rPr>
-          <w:rPr>
-            <w:color w:val="0000EE"/>
-            <w:u w:val="single"/>
-          </w:rPr>
-          <w:t>21:11–15</w:t>
-        </w:r>
-      </w:hyperlink>
+      <w:r>
+        <w:rPr>
+          <w:lang w:val="hi_IN" w:bidi="hi_IN"/>
+        </w:rPr>
+        <w:t>21:11–15</w:t>
+      </w:r>
       <w:r>
         <w:rPr>
           <w:lang w:val="hi_IN" w:bidi="hi_IN"/>
@@ -2029,18 +1597,12 @@
         </w:rPr>
         <w:t xml:space="preserve"> का पालन करना चाहिए (</w:t>
       </w:r>
-      <w:hyperlink r:id="rId84">
-        <w:r>
-          <w:rPr>
-            <w:lang w:val="hi_IN" w:bidi="hi_IN"/>
-          </w:rPr>
-          <w:rPr>
-            <w:color w:val="0000EE"/>
-            <w:u w:val="single"/>
-          </w:rPr>
-          <w:t>यूह 14:21</w:t>
-        </w:r>
-      </w:hyperlink>
+      <w:r>
+        <w:rPr>
+          <w:lang w:val="hi_IN" w:bidi="hi_IN"/>
+        </w:rPr>
+        <w:t>यूह 14:21</w:t>
+      </w:r>
       <w:r>
         <w:rPr>
           <w:lang w:val="hi_IN" w:bidi="hi_IN"/>
@@ -2059,90 +1621,60 @@
         </w:rPr>
         <w:t xml:space="preserve"> (</w:t>
       </w:r>
-      <w:hyperlink r:id="rId85">
-        <w:r>
-          <w:rPr>
-            <w:lang w:val="hi_IN" w:bidi="hi_IN"/>
-          </w:rPr>
-          <w:rPr>
-            <w:color w:val="0000EE"/>
-            <w:u w:val="single"/>
-          </w:rPr>
-          <w:t>मत्ती 25:21</w:t>
-        </w:r>
-      </w:hyperlink>
+      <w:r>
+        <w:rPr>
+          <w:lang w:val="hi_IN" w:bidi="hi_IN"/>
+        </w:rPr>
+        <w:t>मत्ती 25:21</w:t>
+      </w:r>
       <w:r>
         <w:rPr>
           <w:lang w:val="hi_IN" w:bidi="hi_IN"/>
         </w:rPr>
         <w:t xml:space="preserve">; </w:t>
       </w:r>
-      <w:hyperlink r:id="rId86">
-        <w:r>
-          <w:rPr>
-            <w:lang w:val="hi_IN" w:bidi="hi_IN"/>
-          </w:rPr>
-          <w:rPr>
-            <w:color w:val="0000EE"/>
-            <w:u w:val="single"/>
-          </w:rPr>
-          <w:t>लूका 16:10–12</w:t>
-        </w:r>
-      </w:hyperlink>
+      <w:r>
+        <w:rPr>
+          <w:lang w:val="hi_IN" w:bidi="hi_IN"/>
+        </w:rPr>
+        <w:t>लूका 16:10–12</w:t>
+      </w:r>
       <w:r>
         <w:rPr>
           <w:lang w:val="hi_IN" w:bidi="hi_IN"/>
         </w:rPr>
         <w:t xml:space="preserve">; </w:t>
       </w:r>
-      <w:hyperlink r:id="rId87">
-        <w:r>
-          <w:rPr>
-            <w:lang w:val="hi_IN" w:bidi="hi_IN"/>
-          </w:rPr>
-          <w:rPr>
-            <w:color w:val="0000EE"/>
-            <w:u w:val="single"/>
-          </w:rPr>
-          <w:t>2 तीमु 3:14</w:t>
-        </w:r>
-      </w:hyperlink>
+      <w:r>
+        <w:rPr>
+          <w:lang w:val="hi_IN" w:bidi="hi_IN"/>
+        </w:rPr>
+        <w:t>2 तीमु 3:14</w:t>
+      </w:r>
       <w:r>
         <w:rPr>
           <w:lang w:val="hi_IN" w:bidi="hi_IN"/>
         </w:rPr>
         <w:t xml:space="preserve">; </w:t>
       </w:r>
-      <w:hyperlink r:id="rId88">
-        <w:r>
-          <w:rPr>
-            <w:lang w:val="hi_IN" w:bidi="hi_IN"/>
-          </w:rPr>
-          <w:rPr>
-            <w:color w:val="0000EE"/>
-            <w:u w:val="single"/>
-          </w:rPr>
-          <w:t>4:7</w:t>
-        </w:r>
-      </w:hyperlink>
+      <w:r>
+        <w:rPr>
+          <w:lang w:val="hi_IN" w:bidi="hi_IN"/>
+        </w:rPr>
+        <w:t>4:7</w:t>
+      </w:r>
       <w:r>
         <w:rPr>
           <w:lang w:val="hi_IN" w:bidi="hi_IN"/>
         </w:rPr>
         <w:t xml:space="preserve">)। जो लोग दाऊद के समान विश्वासयोग्य बने रहते हैं, वे परमेश्वर द्वारा सराहे जाएँगे (देखें </w:t>
       </w:r>
-      <w:hyperlink r:id="rId89">
-        <w:r>
-          <w:rPr>
-            <w:lang w:val="hi_IN" w:bidi="hi_IN"/>
-          </w:rPr>
-          <w:rPr>
-            <w:color w:val="0000EE"/>
-            <w:u w:val="single"/>
-          </w:rPr>
-          <w:t>प्रेरि 13:22</w:t>
-        </w:r>
-      </w:hyperlink>
+      <w:r>
+        <w:rPr>
+          <w:lang w:val="hi_IN" w:bidi="hi_IN"/>
+        </w:rPr>
+        <w:t>प्रेरि 13:22</w:t>
+      </w:r>
       <w:r>
         <w:rPr>
           <w:lang w:val="hi_IN" w:bidi="hi_IN"/>
@@ -2173,90 +1705,60 @@
         </w:rPr>
         <w:t xml:space="preserve"> (</w:t>
       </w:r>
-      <w:hyperlink r:id="rId90">
-        <w:r>
-          <w:rPr>
-            <w:lang w:val="hi_IN" w:bidi="hi_IN"/>
-          </w:rPr>
-          <w:rPr>
-            <w:color w:val="0000EE"/>
-            <w:u w:val="single"/>
-          </w:rPr>
-          <w:t>प्रेरि 13:32–37</w:t>
-        </w:r>
-      </w:hyperlink>
+      <w:r>
+        <w:rPr>
+          <w:lang w:val="hi_IN" w:bidi="hi_IN"/>
+        </w:rPr>
+        <w:t>प्रेरि 13:32–37</w:t>
+      </w:r>
       <w:r>
         <w:rPr>
           <w:lang w:val="hi_IN" w:bidi="hi_IN"/>
         </w:rPr>
         <w:t xml:space="preserve">; </w:t>
       </w:r>
-      <w:hyperlink r:id="rId91">
-        <w:r>
-          <w:rPr>
-            <w:lang w:val="hi_IN" w:bidi="hi_IN"/>
-          </w:rPr>
-          <w:rPr>
-            <w:color w:val="0000EE"/>
-            <w:u w:val="single"/>
-          </w:rPr>
-          <w:t>इब्रा 13:20–21</w:t>
-        </w:r>
-      </w:hyperlink>
+      <w:r>
+        <w:rPr>
+          <w:lang w:val="hi_IN" w:bidi="hi_IN"/>
+        </w:rPr>
+        <w:t>इब्रा 13:20–21</w:t>
+      </w:r>
       <w:r>
         <w:rPr>
           <w:lang w:val="hi_IN" w:bidi="hi_IN"/>
         </w:rPr>
         <w:t>)। वे जानते हैं कि उन्हें परमेश्वर से कई अच्छे उपहार प्राप्त होंगे जो अनंत काल तक बने रहेंगे (</w:t>
       </w:r>
-      <w:hyperlink r:id="rId92">
-        <w:r>
-          <w:rPr>
-            <w:lang w:val="hi_IN" w:bidi="hi_IN"/>
-          </w:rPr>
-          <w:rPr>
-            <w:color w:val="0000EE"/>
-            <w:u w:val="single"/>
-          </w:rPr>
-          <w:t>2 तीमु 4:8</w:t>
-        </w:r>
-      </w:hyperlink>
+      <w:r>
+        <w:rPr>
+          <w:lang w:val="hi_IN" w:bidi="hi_IN"/>
+        </w:rPr>
+        <w:t>2 तीमु 4:8</w:t>
+      </w:r>
       <w:r>
         <w:rPr>
           <w:lang w:val="hi_IN" w:bidi="hi_IN"/>
         </w:rPr>
         <w:t xml:space="preserve">; </w:t>
       </w:r>
-      <w:hyperlink r:id="rId93">
-        <w:r>
-          <w:rPr>
-            <w:lang w:val="hi_IN" w:bidi="hi_IN"/>
-          </w:rPr>
-          <w:rPr>
-            <w:color w:val="0000EE"/>
-            <w:u w:val="single"/>
-          </w:rPr>
-          <w:t>प्रका 2:10</w:t>
-        </w:r>
-      </w:hyperlink>
+      <w:r>
+        <w:rPr>
+          <w:lang w:val="hi_IN" w:bidi="hi_IN"/>
+        </w:rPr>
+        <w:t>प्रका 2:10</w:t>
+      </w:r>
       <w:r>
         <w:rPr>
           <w:lang w:val="hi_IN" w:bidi="hi_IN"/>
         </w:rPr>
         <w:t xml:space="preserve">; तुलना करें </w:t>
       </w:r>
-      <w:hyperlink r:id="rId94">
-        <w:r>
-          <w:rPr>
-            <w:lang w:val="hi_IN" w:bidi="hi_IN"/>
-          </w:rPr>
-          <w:rPr>
-            <w:color w:val="0000EE"/>
-            <w:u w:val="single"/>
-          </w:rPr>
-          <w:t>गला 5:19–21</w:t>
-        </w:r>
-      </w:hyperlink>
+      <w:r>
+        <w:rPr>
+          <w:lang w:val="hi_IN" w:bidi="hi_IN"/>
+        </w:rPr>
+        <w:t>गला 5:19–21</w:t>
+      </w:r>
       <w:r>
         <w:rPr>
           <w:lang w:val="hi_IN" w:bidi="hi_IN"/>
@@ -2286,234 +1788,156 @@
           <w:lang w:val="hi_IN" w:bidi="hi_IN"/>
         </w:rPr>
       </w:r>
-      <w:hyperlink r:id="rId95">
-        <w:r>
-          <w:rPr>
-            <w:lang w:val="hi_IN" w:bidi="hi_IN"/>
-          </w:rPr>
-          <w:rPr>
-            <w:color w:val="0000EE"/>
-            <w:u w:val="single"/>
-          </w:rPr>
-          <w:t>2 शमूएल 7:5–17</w:t>
-        </w:r>
-      </w:hyperlink>
+      <w:r>
+        <w:rPr>
+          <w:lang w:val="hi_IN" w:bidi="hi_IN"/>
+        </w:rPr>
+        <w:t>2 शमूएल 7:5–17</w:t>
+      </w:r>
       <w:r>
         <w:rPr>
           <w:lang w:val="hi_IN" w:bidi="hi_IN"/>
         </w:rPr>
         <w:t xml:space="preserve">; </w:t>
       </w:r>
-      <w:hyperlink r:id="rId96">
-        <w:r>
-          <w:rPr>
-            <w:lang w:val="hi_IN" w:bidi="hi_IN"/>
-          </w:rPr>
-          <w:rPr>
-            <w:color w:val="0000EE"/>
-            <w:u w:val="single"/>
-          </w:rPr>
-          <w:t>1 राजाओं 2:2–4</w:t>
-        </w:r>
-      </w:hyperlink>
+      <w:r>
+        <w:rPr>
+          <w:lang w:val="hi_IN" w:bidi="hi_IN"/>
+        </w:rPr>
+        <w:t>1 राजाओं 2:2–4</w:t>
+      </w:r>
       <w:r>
         <w:rPr>
           <w:lang w:val="hi_IN" w:bidi="hi_IN"/>
         </w:rPr>
         <w:t xml:space="preserve">; </w:t>
       </w:r>
-      <w:hyperlink r:id="rId97">
-        <w:r>
-          <w:rPr>
-            <w:lang w:val="hi_IN" w:bidi="hi_IN"/>
-          </w:rPr>
-          <w:rPr>
-            <w:color w:val="0000EE"/>
-            <w:u w:val="single"/>
-          </w:rPr>
-          <w:t>3:3–15</w:t>
-        </w:r>
-      </w:hyperlink>
+      <w:r>
+        <w:rPr>
+          <w:lang w:val="hi_IN" w:bidi="hi_IN"/>
+        </w:rPr>
+        <w:t>3:3–15</w:t>
+      </w:r>
       <w:r>
         <w:rPr>
           <w:lang w:val="hi_IN" w:bidi="hi_IN"/>
         </w:rPr>
         <w:t xml:space="preserve">; </w:t>
       </w:r>
-      <w:hyperlink r:id="rId98">
-        <w:r>
-          <w:rPr>
-            <w:lang w:val="hi_IN" w:bidi="hi_IN"/>
-          </w:rPr>
-          <w:rPr>
-            <w:color w:val="0000EE"/>
-            <w:u w:val="single"/>
-          </w:rPr>
-          <w:t>8:22–26</w:t>
-        </w:r>
-      </w:hyperlink>
+      <w:r>
+        <w:rPr>
+          <w:lang w:val="hi_IN" w:bidi="hi_IN"/>
+        </w:rPr>
+        <w:t>8:22–26</w:t>
+      </w:r>
       <w:r>
         <w:rPr>
           <w:lang w:val="hi_IN" w:bidi="hi_IN"/>
         </w:rPr>
         <w:t xml:space="preserve">; </w:t>
       </w:r>
-      <w:hyperlink r:id="rId99">
-        <w:r>
-          <w:rPr>
-            <w:lang w:val="hi_IN" w:bidi="hi_IN"/>
-          </w:rPr>
-          <w:rPr>
-            <w:color w:val="0000EE"/>
-            <w:u w:val="single"/>
-          </w:rPr>
-          <w:t>9:1–9</w:t>
-        </w:r>
-      </w:hyperlink>
+      <w:r>
+        <w:rPr>
+          <w:lang w:val="hi_IN" w:bidi="hi_IN"/>
+        </w:rPr>
+        <w:t>9:1–9</w:t>
+      </w:r>
       <w:r>
         <w:rPr>
           <w:lang w:val="hi_IN" w:bidi="hi_IN"/>
         </w:rPr>
         <w:t xml:space="preserve">; </w:t>
       </w:r>
-      <w:hyperlink r:id="rId100">
-        <w:r>
-          <w:rPr>
-            <w:lang w:val="hi_IN" w:bidi="hi_IN"/>
-          </w:rPr>
-          <w:rPr>
-            <w:color w:val="0000EE"/>
-            <w:u w:val="single"/>
-          </w:rPr>
-          <w:t>11:1–13</w:t>
-        </w:r>
-      </w:hyperlink>
+      <w:r>
+        <w:rPr>
+          <w:lang w:val="hi_IN" w:bidi="hi_IN"/>
+        </w:rPr>
+        <w:t>11:1–13</w:t>
+      </w:r>
       <w:r>
         <w:rPr>
           <w:lang w:val="hi_IN" w:bidi="hi_IN"/>
         </w:rPr>
         <w:t xml:space="preserve">, </w:t>
       </w:r>
-      <w:hyperlink r:id="rId101">
-        <w:r>
-          <w:rPr>
-            <w:lang w:val="hi_IN" w:bidi="hi_IN"/>
-          </w:rPr>
-          <w:rPr>
-            <w:color w:val="0000EE"/>
-            <w:u w:val="single"/>
-          </w:rPr>
-          <w:t>29–39</w:t>
-        </w:r>
-      </w:hyperlink>
+      <w:r>
+        <w:rPr>
+          <w:lang w:val="hi_IN" w:bidi="hi_IN"/>
+        </w:rPr>
+        <w:t>29–39</w:t>
+      </w:r>
       <w:r>
         <w:rPr>
           <w:lang w:val="hi_IN" w:bidi="hi_IN"/>
         </w:rPr>
         <w:t xml:space="preserve">; </w:t>
       </w:r>
-      <w:hyperlink r:id="rId102">
-        <w:r>
-          <w:rPr>
-            <w:lang w:val="hi_IN" w:bidi="hi_IN"/>
-          </w:rPr>
-          <w:rPr>
-            <w:color w:val="0000EE"/>
-            <w:u w:val="single"/>
-          </w:rPr>
-          <w:t>14:7–16</w:t>
-        </w:r>
-      </w:hyperlink>
+      <w:r>
+        <w:rPr>
+          <w:lang w:val="hi_IN" w:bidi="hi_IN"/>
+        </w:rPr>
+        <w:t>14:7–16</w:t>
+      </w:r>
       <w:r>
         <w:rPr>
           <w:lang w:val="hi_IN" w:bidi="hi_IN"/>
         </w:rPr>
         <w:t xml:space="preserve">; </w:t>
       </w:r>
-      <w:hyperlink r:id="rId103">
-        <w:r>
-          <w:rPr>
-            <w:lang w:val="hi_IN" w:bidi="hi_IN"/>
-          </w:rPr>
-          <w:rPr>
-            <w:color w:val="0000EE"/>
-            <w:u w:val="single"/>
-          </w:rPr>
-          <w:t>15:1–5</w:t>
-        </w:r>
-      </w:hyperlink>
+      <w:r>
+        <w:rPr>
+          <w:lang w:val="hi_IN" w:bidi="hi_IN"/>
+        </w:rPr>
+        <w:t>15:1–5</w:t>
+      </w:r>
       <w:r>
         <w:rPr>
           <w:lang w:val="hi_IN" w:bidi="hi_IN"/>
         </w:rPr>
         <w:t xml:space="preserve">, </w:t>
       </w:r>
-      <w:hyperlink r:id="rId79">
-        <w:r>
-          <w:rPr>
-            <w:lang w:val="hi_IN" w:bidi="hi_IN"/>
-          </w:rPr>
-          <w:rPr>
-            <w:color w:val="0000EE"/>
-            <w:u w:val="single"/>
-          </w:rPr>
-          <w:t>11</w:t>
-        </w:r>
-      </w:hyperlink>
+      <w:r>
+        <w:rPr>
+          <w:lang w:val="hi_IN" w:bidi="hi_IN"/>
+        </w:rPr>
+        <w:t>11</w:t>
+      </w:r>
       <w:r>
         <w:rPr>
           <w:lang w:val="hi_IN" w:bidi="hi_IN"/>
         </w:rPr>
         <w:t xml:space="preserve">; </w:t>
       </w:r>
-      <w:hyperlink r:id="rId104">
-        <w:r>
-          <w:rPr>
-            <w:lang w:val="hi_IN" w:bidi="hi_IN"/>
-          </w:rPr>
-          <w:rPr>
-            <w:color w:val="0000EE"/>
-            <w:u w:val="single"/>
-          </w:rPr>
-          <w:t>2 राजाओं 17:13–23</w:t>
-        </w:r>
-      </w:hyperlink>
+      <w:r>
+        <w:rPr>
+          <w:lang w:val="hi_IN" w:bidi="hi_IN"/>
+        </w:rPr>
+        <w:t>2 राजाओं 17:13–23</w:t>
+      </w:r>
       <w:r>
         <w:rPr>
           <w:lang w:val="hi_IN" w:bidi="hi_IN"/>
         </w:rPr>
         <w:t xml:space="preserve">; </w:t>
       </w:r>
-      <w:hyperlink r:id="rId83">
-        <w:r>
-          <w:rPr>
-            <w:lang w:val="hi_IN" w:bidi="hi_IN"/>
-          </w:rPr>
-          <w:rPr>
-            <w:color w:val="0000EE"/>
-            <w:u w:val="single"/>
-          </w:rPr>
-          <w:t>21:11–15</w:t>
-        </w:r>
-      </w:hyperlink>
+      <w:r>
+        <w:rPr>
+          <w:lang w:val="hi_IN" w:bidi="hi_IN"/>
+        </w:rPr>
+        <w:t>21:11–15</w:t>
+      </w:r>
       <w:r>
         <w:rPr>
           <w:lang w:val="hi_IN" w:bidi="hi_IN"/>
         </w:rPr>
         <w:t xml:space="preserve">; </w:t>
       </w:r>
-      <w:hyperlink r:id="rId105">
-        <w:r>
-          <w:rPr>
-            <w:lang w:val="hi_IN" w:bidi="hi_IN"/>
-          </w:rPr>
-          <w:rPr>
-            <w:color w:val="0000EE"/>
-            <w:u w:val="single"/>
-          </w:rPr>
-          <w:t>प्रेरितों के काम 13:21–23</w:t>
-        </w:r>
-      </w:hyperlink>
+      <w:r>
+        <w:rPr>
+          <w:lang w:val="hi_IN" w:bidi="hi_IN"/>
+        </w:rPr>
+        <w:t>प्रेरितों के काम 13:21–23</w:t>
+      </w:r>
       <w:r>
         <w:rPr>
           <w:lang w:val="hi_IN" w:bidi="hi_IN"/>
@@ -2574,18 +1998,12 @@
         </w:rPr>
         <w:t>मैंने तुम से प्रेम किया है" (</w:t>
       </w:r>
-      <w:hyperlink r:id="rId106">
-        <w:r>
-          <w:rPr>
-            <w:lang w:val="hi_IN" w:bidi="hi_IN"/>
-          </w:rPr>
-          <w:rPr>
-            <w:color w:val="0000EE"/>
-            <w:u w:val="single"/>
-          </w:rPr>
-          <w:t>मला 1:2</w:t>
-        </w:r>
-      </w:hyperlink>
+      <w:r>
+        <w:rPr>
+          <w:lang w:val="hi_IN" w:bidi="hi_IN"/>
+        </w:rPr>
+        <w:t>मला 1:2</w:t>
+      </w:r>
       <w:r>
         <w:rPr>
           <w:lang w:val="hi_IN" w:bidi="hi_IN"/>
@@ -2630,36 +2048,24 @@
         </w:rPr>
         <w:t>" (</w:t>
       </w:r>
-      <w:hyperlink r:id="rId107">
-        <w:r>
-          <w:rPr>
-            <w:lang w:val="hi_IN" w:bidi="hi_IN"/>
-          </w:rPr>
-          <w:rPr>
-            <w:color w:val="0000EE"/>
-            <w:u w:val="single"/>
-          </w:rPr>
-          <w:t>भज 78:2–4</w:t>
-        </w:r>
-      </w:hyperlink>
+      <w:r>
+        <w:rPr>
+          <w:lang w:val="hi_IN" w:bidi="hi_IN"/>
+        </w:rPr>
+        <w:t>भज 78:2–4</w:t>
+      </w:r>
       <w:r>
         <w:rPr>
           <w:lang w:val="hi_IN" w:bidi="hi_IN"/>
         </w:rPr>
         <w:t xml:space="preserve">, </w:t>
       </w:r>
-      <w:hyperlink r:id="rId108">
-        <w:r>
-          <w:rPr>
-            <w:lang w:val="hi_IN" w:bidi="hi_IN"/>
-          </w:rPr>
-          <w:rPr>
-            <w:color w:val="0000EE"/>
-            <w:u w:val="single"/>
-          </w:rPr>
-          <w:t>7</w:t>
-        </w:r>
-      </w:hyperlink>
+      <w:r>
+        <w:rPr>
+          <w:lang w:val="hi_IN" w:bidi="hi_IN"/>
+        </w:rPr>
+        <w:t>7</w:t>
+      </w:r>
       <w:r>
         <w:rPr>
           <w:lang w:val="hi_IN" w:bidi="hi_IN"/>
@@ -2678,54 +2084,36 @@
         </w:rPr>
         <w:t xml:space="preserve"> (देखें </w:t>
       </w:r>
-      <w:hyperlink r:id="rId109">
-        <w:r>
-          <w:rPr>
-            <w:lang w:val="hi_IN" w:bidi="hi_IN"/>
-          </w:rPr>
-          <w:rPr>
-            <w:color w:val="0000EE"/>
-            <w:u w:val="single"/>
-          </w:rPr>
-          <w:t>भज 78:12–13</w:t>
-        </w:r>
-      </w:hyperlink>
+      <w:r>
+        <w:rPr>
+          <w:lang w:val="hi_IN" w:bidi="hi_IN"/>
+        </w:rPr>
+        <w:t>भज 78:12–13</w:t>
+      </w:r>
       <w:r>
         <w:rPr>
           <w:lang w:val="hi_IN" w:bidi="hi_IN"/>
         </w:rPr>
         <w:t xml:space="preserve">; </w:t>
       </w:r>
-      <w:hyperlink r:id="rId110">
-        <w:r>
-          <w:rPr>
-            <w:lang w:val="hi_IN" w:bidi="hi_IN"/>
-          </w:rPr>
-          <w:rPr>
-            <w:color w:val="0000EE"/>
-            <w:u w:val="single"/>
-          </w:rPr>
-          <w:t>105:26–38</w:t>
-        </w:r>
-      </w:hyperlink>
+      <w:r>
+        <w:rPr>
+          <w:lang w:val="hi_IN" w:bidi="hi_IN"/>
+        </w:rPr>
+        <w:t>105:26–38</w:t>
+      </w:r>
       <w:r>
         <w:rPr>
           <w:lang w:val="hi_IN" w:bidi="hi_IN"/>
         </w:rPr>
         <w:t xml:space="preserve">; </w:t>
       </w:r>
-      <w:hyperlink r:id="rId111">
-        <w:r>
-          <w:rPr>
-            <w:lang w:val="hi_IN" w:bidi="hi_IN"/>
-          </w:rPr>
-          <w:rPr>
-            <w:color w:val="0000EE"/>
-            <w:u w:val="single"/>
-          </w:rPr>
-          <w:t>106:7–12</w:t>
-        </w:r>
-      </w:hyperlink>
+      <w:r>
+        <w:rPr>
+          <w:lang w:val="hi_IN" w:bidi="hi_IN"/>
+        </w:rPr>
+        <w:t>106:7–12</w:t>
+      </w:r>
       <w:r>
         <w:rPr>
           <w:lang w:val="hi_IN" w:bidi="hi_IN"/>
@@ -2756,18 +2144,12 @@
         </w:rPr>
         <w:t xml:space="preserve"> का उपयोग किया (</w:t>
       </w:r>
-      <w:hyperlink r:id="rId112">
-        <w:r>
-          <w:rPr>
-            <w:lang w:val="hi_IN" w:bidi="hi_IN"/>
-          </w:rPr>
-          <w:rPr>
-            <w:color w:val="0000EE"/>
-            <w:u w:val="single"/>
-          </w:rPr>
-          <w:t>निर्ग 12–13</w:t>
-        </w:r>
-      </w:hyperlink>
+      <w:r>
+        <w:rPr>
+          <w:lang w:val="hi_IN" w:bidi="hi_IN"/>
+        </w:rPr>
+        <w:t>निर्ग 12–13</w:t>
+      </w:r>
       <w:r>
         <w:rPr>
           <w:lang w:val="hi_IN" w:bidi="hi_IN"/>
@@ -2788,18 +2170,12 @@
         </w:rPr>
         <w:t xml:space="preserve">दुर्भाग्यवश, इस्राएल के लोग अक्सर परमेश्वर को छोड़ देते थे और उनके साथ अपनी वाचा (विशेष समझौता) तोड़ देते थे। फिर भी, उनके प्रति उनका प्रेम कभी पूरी तरह से समाप्त नहीं हुआ (देखें </w:t>
       </w:r>
-      <w:hyperlink r:id="rId113">
-        <w:r>
-          <w:rPr>
-            <w:lang w:val="hi_IN" w:bidi="hi_IN"/>
-          </w:rPr>
-          <w:rPr>
-            <w:color w:val="0000EE"/>
-            <w:u w:val="single"/>
-          </w:rPr>
-          <w:t>होश 3:1</w:t>
-        </w:r>
-      </w:hyperlink>
+      <w:r>
+        <w:rPr>
+          <w:lang w:val="hi_IN" w:bidi="hi_IN"/>
+        </w:rPr>
+        <w:t>होश 3:1</w:t>
+      </w:r>
       <w:r>
         <w:rPr>
           <w:lang w:val="hi_IN" w:bidi="hi_IN"/>
@@ -2818,18 +2194,12 @@
         </w:rPr>
         <w:t>उनके देश से बँधुआई तक ले गया। लेकिन इस विपत्ति के दौरान भी, उन्होंने अपने लोगों के एक छोटे समूह (जिसे "बचे हुए लोग या अवशेष" कहा जाता है) को बचाया और उन्हें देश में पुनःस्थापित करने का वादा किया (</w:t>
       </w:r>
-      <w:hyperlink r:id="rId114">
-        <w:r>
-          <w:rPr>
-            <w:lang w:val="hi_IN" w:bidi="hi_IN"/>
-          </w:rPr>
-          <w:rPr>
-            <w:color w:val="0000EE"/>
-            <w:u w:val="single"/>
-          </w:rPr>
-          <w:t>यशा 65:8–9</w:t>
-        </w:r>
-      </w:hyperlink>
+      <w:r>
+        <w:rPr>
+          <w:lang w:val="hi_IN" w:bidi="hi_IN"/>
+        </w:rPr>
+        <w:t>यशा 65:8–9</w:t>
+      </w:r>
       <w:r>
         <w:rPr>
           <w:lang w:val="hi_IN" w:bidi="hi_IN"/>
@@ -2864,18 +2234,12 @@
         </w:rPr>
         <w:t>दाऊद की एक शाखा (</w:t>
       </w:r>
-      <w:hyperlink r:id="rId115">
-        <w:r>
-          <w:rPr>
-            <w:lang w:val="hi_IN" w:bidi="hi_IN"/>
-          </w:rPr>
-          <w:rPr>
-            <w:color w:val="0000EE"/>
-            <w:u w:val="single"/>
-          </w:rPr>
-          <w:t>यशा 11:1–5</w:t>
-        </w:r>
-      </w:hyperlink>
+      <w:r>
+        <w:rPr>
+          <w:lang w:val="hi_IN" w:bidi="hi_IN"/>
+        </w:rPr>
+        <w:t>यशा 11:1–5</w:t>
+      </w:r>
       <w:r>
         <w:rPr>
           <w:lang w:val="hi_IN" w:bidi="hi_IN"/>
@@ -2900,18 +2264,12 @@
         </w:rPr>
         <w:t>एक धर्मी राजा (</w:t>
       </w:r>
-      <w:hyperlink r:id="rId116">
-        <w:r>
-          <w:rPr>
-            <w:lang w:val="hi_IN" w:bidi="hi_IN"/>
-          </w:rPr>
-          <w:rPr>
-            <w:color w:val="0000EE"/>
-            <w:u w:val="single"/>
-          </w:rPr>
-          <w:t>जक 9:9–10</w:t>
-        </w:r>
-      </w:hyperlink>
+      <w:r>
+        <w:rPr>
+          <w:lang w:val="hi_IN" w:bidi="hi_IN"/>
+        </w:rPr>
+        <w:t>जक 9:9–10</w:t>
+      </w:r>
       <w:r>
         <w:rPr>
           <w:lang w:val="hi_IN" w:bidi="hi_IN"/>
@@ -2936,18 +2294,12 @@
         </w:rPr>
         <w:t>धार्मिकता का सूर्य (</w:t>
       </w:r>
-      <w:hyperlink r:id="rId117">
-        <w:r>
-          <w:rPr>
-            <w:lang w:val="hi_IN" w:bidi="hi_IN"/>
-          </w:rPr>
-          <w:rPr>
-            <w:color w:val="0000EE"/>
-            <w:u w:val="single"/>
-          </w:rPr>
-          <w:t>मला 4:1–3</w:t>
-        </w:r>
-      </w:hyperlink>
+      <w:r>
+        <w:rPr>
+          <w:lang w:val="hi_IN" w:bidi="hi_IN"/>
+        </w:rPr>
+        <w:t>मला 4:1–3</w:t>
+      </w:r>
       <w:r>
         <w:rPr>
           <w:lang w:val="hi_IN" w:bidi="hi_IN"/>
@@ -2968,18 +2320,12 @@
         </w:rPr>
         <w:t>यीशु मसीह ने इन भविष्यवाणियों को पूरा किया। उनकी मृत्यु ने परमेश्वर के लोगों के लिए एक और महत्वपूर्ण घटना उत्पन्न की। मसीही उनकी मृत्यु को एक भोज द्वारा स्मरण करते हैं, जिसे "प्रभु भोज" कहा जाता है (</w:t>
       </w:r>
-      <w:hyperlink r:id="rId118">
-        <w:r>
-          <w:rPr>
-            <w:lang w:val="hi_IN" w:bidi="hi_IN"/>
-          </w:rPr>
-          <w:rPr>
-            <w:color w:val="0000EE"/>
-            <w:u w:val="single"/>
-          </w:rPr>
-          <w:t>1 कुरि 11:20–34</w:t>
-        </w:r>
-      </w:hyperlink>
+      <w:r>
+        <w:rPr>
+          <w:lang w:val="hi_IN" w:bidi="hi_IN"/>
+        </w:rPr>
+        <w:t>1 कुरि 11:20–34</w:t>
+      </w:r>
       <w:r>
         <w:rPr>
           <w:lang w:val="hi_IN" w:bidi="hi_IN"/>
@@ -3009,270 +2355,180 @@
           <w:lang w:val="hi_IN" w:bidi="hi_IN"/>
         </w:rPr>
       </w:r>
-      <w:hyperlink r:id="rId119">
-        <w:r>
-          <w:rPr>
-            <w:lang w:val="hi_IN" w:bidi="hi_IN"/>
-          </w:rPr>
-          <w:rPr>
-            <w:color w:val="0000EE"/>
-            <w:u w:val="single"/>
-          </w:rPr>
-          <w:t>निर्गमन 12:1–13:16</w:t>
-        </w:r>
-      </w:hyperlink>
+      <w:r>
+        <w:rPr>
+          <w:lang w:val="hi_IN" w:bidi="hi_IN"/>
+        </w:rPr>
+        <w:t>निर्गमन 12:1–13:16</w:t>
+      </w:r>
       <w:r>
         <w:rPr>
           <w:lang w:val="hi_IN" w:bidi="hi_IN"/>
         </w:rPr>
         <w:t xml:space="preserve">; </w:t>
       </w:r>
-      <w:hyperlink r:id="rId120">
-        <w:r>
-          <w:rPr>
-            <w:lang w:val="hi_IN" w:bidi="hi_IN"/>
-          </w:rPr>
-          <w:rPr>
-            <w:color w:val="0000EE"/>
-            <w:u w:val="single"/>
-          </w:rPr>
-          <w:t>भजन संहिता 47:4</w:t>
-        </w:r>
-      </w:hyperlink>
+      <w:r>
+        <w:rPr>
+          <w:lang w:val="hi_IN" w:bidi="hi_IN"/>
+        </w:rPr>
+        <w:t>भजन संहिता 47:4</w:t>
+      </w:r>
       <w:r>
         <w:rPr>
           <w:lang w:val="hi_IN" w:bidi="hi_IN"/>
         </w:rPr>
         <w:t xml:space="preserve">; </w:t>
       </w:r>
-      <w:hyperlink r:id="rId107">
-        <w:r>
-          <w:rPr>
-            <w:lang w:val="hi_IN" w:bidi="hi_IN"/>
-          </w:rPr>
-          <w:rPr>
-            <w:color w:val="0000EE"/>
-            <w:u w:val="single"/>
-          </w:rPr>
-          <w:t>78:2–4</w:t>
-        </w:r>
-      </w:hyperlink>
+      <w:r>
+        <w:rPr>
+          <w:lang w:val="hi_IN" w:bidi="hi_IN"/>
+        </w:rPr>
+        <w:t>78:2–4</w:t>
+      </w:r>
       <w:r>
         <w:rPr>
           <w:lang w:val="hi_IN" w:bidi="hi_IN"/>
         </w:rPr>
         <w:t xml:space="preserve">, </w:t>
       </w:r>
-      <w:hyperlink r:id="rId108">
-        <w:r>
-          <w:rPr>
-            <w:lang w:val="hi_IN" w:bidi="hi_IN"/>
-          </w:rPr>
-          <w:rPr>
-            <w:color w:val="0000EE"/>
-            <w:u w:val="single"/>
-          </w:rPr>
-          <w:t>7</w:t>
-        </w:r>
-      </w:hyperlink>
+      <w:r>
+        <w:rPr>
+          <w:lang w:val="hi_IN" w:bidi="hi_IN"/>
+        </w:rPr>
+        <w:t>7</w:t>
+      </w:r>
       <w:r>
         <w:rPr>
           <w:lang w:val="hi_IN" w:bidi="hi_IN"/>
         </w:rPr>
         <w:t xml:space="preserve">, </w:t>
       </w:r>
-      <w:hyperlink r:id="rId109">
-        <w:r>
-          <w:rPr>
-            <w:lang w:val="hi_IN" w:bidi="hi_IN"/>
-          </w:rPr>
-          <w:rPr>
-            <w:color w:val="0000EE"/>
-            <w:u w:val="single"/>
-          </w:rPr>
-          <w:t>12–13</w:t>
-        </w:r>
-      </w:hyperlink>
+      <w:r>
+        <w:rPr>
+          <w:lang w:val="hi_IN" w:bidi="hi_IN"/>
+        </w:rPr>
+        <w:t>12–13</w:t>
+      </w:r>
       <w:r>
         <w:rPr>
           <w:lang w:val="hi_IN" w:bidi="hi_IN"/>
         </w:rPr>
         <w:t xml:space="preserve">; </w:t>
       </w:r>
-      <w:hyperlink r:id="rId121">
-        <w:r>
-          <w:rPr>
-            <w:lang w:val="hi_IN" w:bidi="hi_IN"/>
-          </w:rPr>
-          <w:rPr>
-            <w:color w:val="0000EE"/>
-            <w:u w:val="single"/>
-          </w:rPr>
-          <w:t>98:3</w:t>
-        </w:r>
-      </w:hyperlink>
+      <w:r>
+        <w:rPr>
+          <w:lang w:val="hi_IN" w:bidi="hi_IN"/>
+        </w:rPr>
+        <w:t>98:3</w:t>
+      </w:r>
       <w:r>
         <w:rPr>
           <w:lang w:val="hi_IN" w:bidi="hi_IN"/>
         </w:rPr>
         <w:t xml:space="preserve">; </w:t>
       </w:r>
-      <w:hyperlink r:id="rId122">
-        <w:r>
-          <w:rPr>
-            <w:lang w:val="hi_IN" w:bidi="hi_IN"/>
-          </w:rPr>
-          <w:rPr>
-            <w:color w:val="0000EE"/>
-            <w:u w:val="single"/>
-          </w:rPr>
-          <w:t>105:26–27</w:t>
-        </w:r>
-      </w:hyperlink>
+      <w:r>
+        <w:rPr>
+          <w:lang w:val="hi_IN" w:bidi="hi_IN"/>
+        </w:rPr>
+        <w:t>105:26–27</w:t>
+      </w:r>
       <w:r>
         <w:rPr>
           <w:lang w:val="hi_IN" w:bidi="hi_IN"/>
         </w:rPr>
         <w:t xml:space="preserve">, </w:t>
       </w:r>
-      <w:hyperlink r:id="rId123">
-        <w:r>
-          <w:rPr>
-            <w:lang w:val="hi_IN" w:bidi="hi_IN"/>
-          </w:rPr>
-          <w:rPr>
-            <w:color w:val="0000EE"/>
-            <w:u w:val="single"/>
-          </w:rPr>
-          <w:t>37</w:t>
-        </w:r>
-      </w:hyperlink>
+      <w:r>
+        <w:rPr>
+          <w:lang w:val="hi_IN" w:bidi="hi_IN"/>
+        </w:rPr>
+        <w:t>37</w:t>
+      </w:r>
       <w:r>
         <w:rPr>
           <w:lang w:val="hi_IN" w:bidi="hi_IN"/>
         </w:rPr>
         <w:t xml:space="preserve">; </w:t>
       </w:r>
-      <w:hyperlink r:id="rId124">
-        <w:r>
-          <w:rPr>
-            <w:lang w:val="hi_IN" w:bidi="hi_IN"/>
-          </w:rPr>
-          <w:rPr>
-            <w:color w:val="0000EE"/>
-            <w:u w:val="single"/>
-          </w:rPr>
-          <w:t>106:7–8</w:t>
-        </w:r>
-      </w:hyperlink>
+      <w:r>
+        <w:rPr>
+          <w:lang w:val="hi_IN" w:bidi="hi_IN"/>
+        </w:rPr>
+        <w:t>106:7–8</w:t>
+      </w:r>
       <w:r>
         <w:rPr>
           <w:lang w:val="hi_IN" w:bidi="hi_IN"/>
         </w:rPr>
         <w:t xml:space="preserve">; </w:t>
       </w:r>
-      <w:hyperlink r:id="rId113">
-        <w:r>
-          <w:rPr>
-            <w:lang w:val="hi_IN" w:bidi="hi_IN"/>
-          </w:rPr>
-          <w:rPr>
-            <w:color w:val="0000EE"/>
-            <w:u w:val="single"/>
-          </w:rPr>
-          <w:t>होशे 3:1</w:t>
-        </w:r>
-      </w:hyperlink>
+      <w:r>
+        <w:rPr>
+          <w:lang w:val="hi_IN" w:bidi="hi_IN"/>
+        </w:rPr>
+        <w:t>होशे 3:1</w:t>
+      </w:r>
       <w:r>
         <w:rPr>
           <w:lang w:val="hi_IN" w:bidi="hi_IN"/>
         </w:rPr>
         <w:t xml:space="preserve">; </w:t>
       </w:r>
-      <w:hyperlink r:id="rId125">
-        <w:r>
-          <w:rPr>
-            <w:lang w:val="hi_IN" w:bidi="hi_IN"/>
-          </w:rPr>
-          <w:rPr>
-            <w:color w:val="0000EE"/>
-            <w:u w:val="single"/>
-          </w:rPr>
-          <w:t>11:1</w:t>
-        </w:r>
-      </w:hyperlink>
+      <w:r>
+        <w:rPr>
+          <w:lang w:val="hi_IN" w:bidi="hi_IN"/>
+        </w:rPr>
+        <w:t>11:1</w:t>
+      </w:r>
       <w:r>
         <w:rPr>
           <w:lang w:val="hi_IN" w:bidi="hi_IN"/>
         </w:rPr>
         <w:t xml:space="preserve">; </w:t>
       </w:r>
-      <w:hyperlink r:id="rId106">
-        <w:r>
-          <w:rPr>
-            <w:lang w:val="hi_IN" w:bidi="hi_IN"/>
-          </w:rPr>
-          <w:rPr>
-            <w:color w:val="0000EE"/>
-            <w:u w:val="single"/>
-          </w:rPr>
-          <w:t>मलाकी 1:2</w:t>
-        </w:r>
-      </w:hyperlink>
+      <w:r>
+        <w:rPr>
+          <w:lang w:val="hi_IN" w:bidi="hi_IN"/>
+        </w:rPr>
+        <w:t>मलाकी 1:2</w:t>
+      </w:r>
       <w:r>
         <w:rPr>
           <w:lang w:val="hi_IN" w:bidi="hi_IN"/>
         </w:rPr>
         <w:t xml:space="preserve">; </w:t>
       </w:r>
-      <w:hyperlink r:id="rId126">
-        <w:r>
-          <w:rPr>
-            <w:lang w:val="hi_IN" w:bidi="hi_IN"/>
-          </w:rPr>
-          <w:rPr>
-            <w:color w:val="0000EE"/>
-            <w:u w:val="single"/>
-          </w:rPr>
-          <w:t>1 कुरिन्थियों 5:7</w:t>
-        </w:r>
-      </w:hyperlink>
+      <w:r>
+        <w:rPr>
+          <w:lang w:val="hi_IN" w:bidi="hi_IN"/>
+        </w:rPr>
+        <w:t>1 कुरिन्थियों 5:7</w:t>
+      </w:r>
       <w:r>
         <w:rPr>
           <w:lang w:val="hi_IN" w:bidi="hi_IN"/>
         </w:rPr>
         <w:t xml:space="preserve">; </w:t>
       </w:r>
-      <w:hyperlink r:id="rId118">
-        <w:r>
-          <w:rPr>
-            <w:lang w:val="hi_IN" w:bidi="hi_IN"/>
-          </w:rPr>
-          <w:rPr>
-            <w:color w:val="0000EE"/>
-            <w:u w:val="single"/>
-          </w:rPr>
-          <w:t>11:20–34</w:t>
-        </w:r>
-      </w:hyperlink>
+      <w:r>
+        <w:rPr>
+          <w:lang w:val="hi_IN" w:bidi="hi_IN"/>
+        </w:rPr>
+        <w:t>11:20–34</w:t>
+      </w:r>
       <w:r>
         <w:rPr>
           <w:lang w:val="hi_IN" w:bidi="hi_IN"/>
         </w:rPr>
         <w:t xml:space="preserve">; </w:t>
       </w:r>
-      <w:hyperlink r:id="rId127">
-        <w:r>
-          <w:rPr>
-            <w:lang w:val="hi_IN" w:bidi="hi_IN"/>
-          </w:rPr>
-          <w:rPr>
-            <w:color w:val="0000EE"/>
-            <w:u w:val="single"/>
-          </w:rPr>
-          <w:t>15:1–4</w:t>
-        </w:r>
-      </w:hyperlink>
+      <w:r>
+        <w:rPr>
+          <w:lang w:val="hi_IN" w:bidi="hi_IN"/>
+        </w:rPr>
+        <w:t>15:1–4</w:t>
+      </w:r>
       <w:r>
         <w:rPr>
           <w:lang w:val="hi_IN" w:bidi="hi_IN"/>
